--- a/CÔNG TY TNHH PHÁT TRIỂN THƯƠNG MẠI QUỐC TẾ LÊ GIA/Notes.docx
+++ b/CÔNG TY TNHH PHÁT TRIỂN THƯƠNG MẠI QUỐC TẾ LÊ GIA/Notes.docx
@@ -1,6 +1,6 @@
 
 <file path=word/document.xml><?xml version="1.0" encoding="utf-8"?>
-<w:document xmlns:wpc="http://schemas.microsoft.com/office/word/2010/wordprocessingCanvas" xmlns:cx="http://schemas.microsoft.com/office/drawing/2014/chartex" xmlns:cx1="http://schemas.microsoft.com/office/drawing/2015/9/8/chartex" xmlns:mc="http://schemas.openxmlformats.org/markup-compatibility/2006" xmlns:o="urn:schemas-microsoft-com:office:office" xmlns:r="http://schemas.openxmlformats.org/officeDocument/2006/relationships" xmlns:m="http://schemas.openxmlformats.org/officeDocument/2006/math" xmlns:v="urn:schemas-microsoft-com:vml" xmlns:wp14="http://schemas.microsoft.com/office/word/2010/wordprocessingDrawing" xmlns:wp="http://schemas.openxmlformats.org/drawingml/2006/wordprocessingDrawing" xmlns:w10="urn:schemas-microsoft-com:office:word" xmlns:w="http://schemas.openxmlformats.org/wordprocessingml/2006/main" xmlns:w14="http://schemas.microsoft.com/office/word/2010/wordml" xmlns:w15="http://schemas.microsoft.com/office/word/2012/wordml" xmlns:w16se="http://schemas.microsoft.com/office/word/2015/wordml/symex" xmlns:wpg="http://schemas.microsoft.com/office/word/2010/wordprocessingGroup" xmlns:wpi="http://schemas.microsoft.com/office/word/2010/wordprocessingInk" xmlns:wne="http://schemas.microsoft.com/office/word/2006/wordml" xmlns:wps="http://schemas.microsoft.com/office/word/2010/wordprocessingShape" mc:Ignorable="w14 w15 w16se wp14">
+<w:document xmlns:wpc="http://schemas.microsoft.com/office/word/2010/wordprocessingCanvas" xmlns:cx="http://schemas.microsoft.com/office/drawing/2014/chartex" xmlns:cx1="http://schemas.microsoft.com/office/drawing/2015/9/8/chartex" xmlns:cx2="http://schemas.microsoft.com/office/drawing/2015/10/21/chartex" xmlns:cx3="http://schemas.microsoft.com/office/drawing/2016/5/9/chartex" xmlns:cx4="http://schemas.microsoft.com/office/drawing/2016/5/10/chartex" xmlns:cx5="http://schemas.microsoft.com/office/drawing/2016/5/11/chartex" xmlns:cx6="http://schemas.microsoft.com/office/drawing/2016/5/12/chartex" xmlns:cx7="http://schemas.microsoft.com/office/drawing/2016/5/13/chartex" xmlns:cx8="http://schemas.microsoft.com/office/drawing/2016/5/14/chartex" xmlns:mc="http://schemas.openxmlformats.org/markup-compatibility/2006" xmlns:aink="http://schemas.microsoft.com/office/drawing/2016/ink" xmlns:am3d="http://schemas.microsoft.com/office/drawing/2017/model3d" xmlns:o="urn:schemas-microsoft-com:office:office" xmlns:oel="http://schemas.microsoft.com/office/2019/extlst" xmlns:r="http://schemas.openxmlformats.org/officeDocument/2006/relationships" xmlns:m="http://schemas.openxmlformats.org/officeDocument/2006/math" xmlns:v="urn:schemas-microsoft-com:vml" xmlns:wp14="http://schemas.microsoft.com/office/word/2010/wordprocessingDrawing" xmlns:wp="http://schemas.openxmlformats.org/drawingml/2006/wordprocessingDrawing" xmlns:w10="urn:schemas-microsoft-com:office:word" xmlns:w="http://schemas.openxmlformats.org/wordprocessingml/2006/main" xmlns:w14="http://schemas.microsoft.com/office/word/2010/wordml" xmlns:w15="http://schemas.microsoft.com/office/word/2012/wordml" xmlns:w16cex="http://schemas.microsoft.com/office/word/2018/wordml/cex" xmlns:w16cid="http://schemas.microsoft.com/office/word/2016/wordml/cid" xmlns:w16="http://schemas.microsoft.com/office/word/2018/wordml" xmlns:w16du="http://schemas.microsoft.com/office/word/2023/wordml/word16du" xmlns:w16sdtdh="http://schemas.microsoft.com/office/word/2020/wordml/sdtdatahash" xmlns:w16sdtfl="http://schemas.microsoft.com/office/word/2024/wordml/sdtformatlock" xmlns:w16se="http://schemas.microsoft.com/office/word/2015/wordml/symex" xmlns:wpg="http://schemas.microsoft.com/office/word/2010/wordprocessingGroup" xmlns:wpi="http://schemas.microsoft.com/office/word/2010/wordprocessingInk" xmlns:wne="http://schemas.microsoft.com/office/word/2006/wordml" xmlns:wps="http://schemas.microsoft.com/office/word/2010/wordprocessingShape" mc:Ignorable="w14 w15 w16se w16cid w16 w16cex w16sdtdh w16sdtfl w16du wp14">
   <w:body>
     <w:p>
       <w:pPr>
@@ -19,8 +19,80 @@
           <w:sz w:val="24"/>
         </w:rPr>
         <w:br/>
-        <w:t>Độc lập - Tự do - Hạnh phúc</w:t>
-      </w:r>
+      </w:r>
+      <w:proofErr w:type="spellStart"/>
+      <w:r>
+        <w:rPr>
+          <w:b/>
+          <w:sz w:val="24"/>
+        </w:rPr>
+        <w:t>Độc</w:t>
+      </w:r>
+      <w:proofErr w:type="spellEnd"/>
+      <w:r>
+        <w:rPr>
+          <w:b/>
+          <w:sz w:val="24"/>
+        </w:rPr>
+        <w:t xml:space="preserve"> </w:t>
+      </w:r>
+      <w:proofErr w:type="spellStart"/>
+      <w:r>
+        <w:rPr>
+          <w:b/>
+          <w:sz w:val="24"/>
+        </w:rPr>
+        <w:t>lập</w:t>
+      </w:r>
+      <w:proofErr w:type="spellEnd"/>
+      <w:r>
+        <w:rPr>
+          <w:b/>
+          <w:sz w:val="24"/>
+        </w:rPr>
+        <w:t xml:space="preserve"> - </w:t>
+      </w:r>
+      <w:proofErr w:type="spellStart"/>
+      <w:r>
+        <w:rPr>
+          <w:b/>
+          <w:sz w:val="24"/>
+        </w:rPr>
+        <w:t>Tự</w:t>
+      </w:r>
+      <w:proofErr w:type="spellEnd"/>
+      <w:r>
+        <w:rPr>
+          <w:b/>
+          <w:sz w:val="24"/>
+        </w:rPr>
+        <w:t xml:space="preserve"> do - </w:t>
+      </w:r>
+      <w:proofErr w:type="spellStart"/>
+      <w:r>
+        <w:rPr>
+          <w:b/>
+          <w:sz w:val="24"/>
+        </w:rPr>
+        <w:t>Hạnh</w:t>
+      </w:r>
+      <w:proofErr w:type="spellEnd"/>
+      <w:r>
+        <w:rPr>
+          <w:b/>
+          <w:sz w:val="24"/>
+        </w:rPr>
+        <w:t xml:space="preserve"> </w:t>
+      </w:r>
+      <w:proofErr w:type="spellStart"/>
+      <w:r>
+        <w:rPr>
+          <w:b/>
+          <w:sz w:val="24"/>
+        </w:rPr>
+        <w:t>phúc</w:t>
+      </w:r>
+      <w:proofErr w:type="spellEnd"/>
       <w:r>
         <w:rPr>
           <w:b/>
@@ -81,64 +153,481 @@
       </w:r>
     </w:p>
     <w:p>
-      <w:r>
-        <w:t>Mã số doanh nghiệp: 0314884303</w:t>
+      <w:proofErr w:type="spellStart"/>
+      <w:r>
+        <w:t>Mã</w:t>
+      </w:r>
+      <w:proofErr w:type="spellEnd"/>
+      <w:r>
+        <w:t xml:space="preserve"> </w:t>
+      </w:r>
+      <w:proofErr w:type="spellStart"/>
+      <w:r>
+        <w:t>số</w:t>
+      </w:r>
+      <w:proofErr w:type="spellEnd"/>
+      <w:r>
+        <w:t xml:space="preserve"> </w:t>
+      </w:r>
+      <w:proofErr w:type="spellStart"/>
+      <w:r>
+        <w:t>doanh</w:t>
+      </w:r>
+      <w:proofErr w:type="spellEnd"/>
+      <w:r>
+        <w:t xml:space="preserve"> </w:t>
+      </w:r>
+      <w:proofErr w:type="spellStart"/>
+      <w:r>
+        <w:t>nghiệp</w:t>
+      </w:r>
+      <w:proofErr w:type="spellEnd"/>
+      <w:r>
+        <w:t>: 0314884303</w:t>
       </w:r>
     </w:p>
     <w:p>
-      <w:r>
-        <w:t>Đăng ký lần đầu: ngày 08 tháng 02 năm 2018</w:t>
+      <w:proofErr w:type="spellStart"/>
+      <w:r>
+        <w:t>Đăng</w:t>
+      </w:r>
+      <w:proofErr w:type="spellEnd"/>
+      <w:r>
+        <w:t xml:space="preserve"> </w:t>
+      </w:r>
+      <w:proofErr w:type="spellStart"/>
+      <w:r>
+        <w:t>ký</w:t>
+      </w:r>
+      <w:proofErr w:type="spellEnd"/>
+      <w:r>
+        <w:t xml:space="preserve"> </w:t>
+      </w:r>
+      <w:proofErr w:type="spellStart"/>
+      <w:r>
+        <w:t>lần</w:t>
+      </w:r>
+      <w:proofErr w:type="spellEnd"/>
+      <w:r>
+        <w:t xml:space="preserve"> </w:t>
+      </w:r>
+      <w:proofErr w:type="spellStart"/>
+      <w:r>
+        <w:t>đầu</w:t>
+      </w:r>
+      <w:proofErr w:type="spellEnd"/>
+      <w:r>
+        <w:t xml:space="preserve">: </w:t>
+      </w:r>
+      <w:proofErr w:type="spellStart"/>
+      <w:r>
+        <w:t>ngày</w:t>
+      </w:r>
+      <w:proofErr w:type="spellEnd"/>
+      <w:r>
+        <w:t xml:space="preserve"> 08 </w:t>
+      </w:r>
+      <w:proofErr w:type="spellStart"/>
+      <w:r>
+        <w:t>tháng</w:t>
+      </w:r>
+      <w:proofErr w:type="spellEnd"/>
+      <w:r>
+        <w:t xml:space="preserve"> 02 </w:t>
+      </w:r>
+      <w:proofErr w:type="spellStart"/>
+      <w:r>
+        <w:t>năm</w:t>
+      </w:r>
+      <w:proofErr w:type="spellEnd"/>
+      <w:r>
+        <w:t xml:space="preserve"> 2018</w:t>
       </w:r>
     </w:p>
     <w:p>
-      <w:r>
-        <w:t>Đăng ký thay đổi lần thứ: 5, ngày 04 tháng 03 năm 2026</w:t>
+      <w:proofErr w:type="spellStart"/>
+      <w:r>
+        <w:t>Đăng</w:t>
+      </w:r>
+      <w:proofErr w:type="spellEnd"/>
+      <w:r>
+        <w:t xml:space="preserve"> </w:t>
+      </w:r>
+      <w:proofErr w:type="spellStart"/>
+      <w:r>
+        <w:t>ký</w:t>
+      </w:r>
+      <w:proofErr w:type="spellEnd"/>
+      <w:r>
+        <w:t xml:space="preserve"> </w:t>
+      </w:r>
+      <w:proofErr w:type="spellStart"/>
+      <w:r>
+        <w:t>thay</w:t>
+      </w:r>
+      <w:proofErr w:type="spellEnd"/>
+      <w:r>
+        <w:t xml:space="preserve"> </w:t>
+      </w:r>
+      <w:proofErr w:type="spellStart"/>
+      <w:r>
+        <w:t>đổi</w:t>
+      </w:r>
+      <w:proofErr w:type="spellEnd"/>
+      <w:r>
+        <w:t xml:space="preserve"> </w:t>
+      </w:r>
+      <w:proofErr w:type="spellStart"/>
+      <w:r>
+        <w:t>lần</w:t>
+      </w:r>
+      <w:proofErr w:type="spellEnd"/>
+      <w:r>
+        <w:t xml:space="preserve"> </w:t>
+      </w:r>
+      <w:proofErr w:type="spellStart"/>
+      <w:r>
+        <w:t>thứ</w:t>
+      </w:r>
+      <w:proofErr w:type="spellEnd"/>
+      <w:r>
+        <w:t xml:space="preserve">: 5, </w:t>
+      </w:r>
+      <w:proofErr w:type="spellStart"/>
+      <w:r>
+        <w:t>ngày</w:t>
+      </w:r>
+      <w:proofErr w:type="spellEnd"/>
+      <w:r>
+        <w:t xml:space="preserve"> 04 </w:t>
+      </w:r>
+      <w:proofErr w:type="spellStart"/>
+      <w:r>
+        <w:t>tháng</w:t>
+      </w:r>
+      <w:proofErr w:type="spellEnd"/>
+      <w:r>
+        <w:t xml:space="preserve"> 03 </w:t>
+      </w:r>
+      <w:proofErr w:type="spellStart"/>
+      <w:r>
+        <w:t>năm</w:t>
+      </w:r>
+      <w:proofErr w:type="spellEnd"/>
+      <w:r>
+        <w:t xml:space="preserve"> 2026</w:t>
       </w:r>
     </w:p>
     <w:p>
       <w:r>
         <w:br/>
-        <w:t>1. Tên công ty</w:t>
+        <w:t xml:space="preserve">1. </w:t>
+      </w:r>
+      <w:proofErr w:type="spellStart"/>
+      <w:r>
+        <w:t>Tên</w:t>
+      </w:r>
+      <w:proofErr w:type="spellEnd"/>
+      <w:r>
+        <w:t xml:space="preserve"> </w:t>
+      </w:r>
+      <w:proofErr w:type="spellStart"/>
+      <w:r>
+        <w:t>công</w:t>
+      </w:r>
+      <w:proofErr w:type="spellEnd"/>
+      <w:r>
+        <w:t xml:space="preserve"> ty</w:t>
       </w:r>
     </w:p>
     <w:p>
-      <w:r>
-        <w:t>Tên công ty viết bằng tiếng Việt: CÔNG TY TNHH PHÁT TRIỂN THƯƠNG MẠI QUỐC TẾ LÊ GIA</w:t>
+      <w:proofErr w:type="spellStart"/>
+      <w:r>
+        <w:t>Tên</w:t>
+      </w:r>
+      <w:proofErr w:type="spellEnd"/>
+      <w:r>
+        <w:t xml:space="preserve"> </w:t>
+      </w:r>
+      <w:proofErr w:type="spellStart"/>
+      <w:r>
+        <w:t>công</w:t>
+      </w:r>
+      <w:proofErr w:type="spellEnd"/>
+      <w:r>
+        <w:t xml:space="preserve"> ty </w:t>
+      </w:r>
+      <w:proofErr w:type="spellStart"/>
+      <w:r>
+        <w:t>viết</w:t>
+      </w:r>
+      <w:proofErr w:type="spellEnd"/>
+      <w:r>
+        <w:t xml:space="preserve"> </w:t>
+      </w:r>
+      <w:proofErr w:type="spellStart"/>
+      <w:r>
+        <w:t>bằng</w:t>
+      </w:r>
+      <w:proofErr w:type="spellEnd"/>
+      <w:r>
+        <w:t xml:space="preserve"> </w:t>
+      </w:r>
+      <w:proofErr w:type="spellStart"/>
+      <w:r>
+        <w:t>tiếng</w:t>
+      </w:r>
+      <w:proofErr w:type="spellEnd"/>
+      <w:r>
+        <w:t xml:space="preserve"> Việt: CÔNG TY TNHH PHÁT TRIỂN THƯƠNG MẠI QUỐC TẾ LÊ GIA</w:t>
       </w:r>
     </w:p>
     <w:p>
-      <w:r>
-        <w:t>Tên công ty viết bằng tiếng nước ngoài: LE GIA INTERNATIONAL DEVELOPMENT TRADING COMPANY LIMITED</w:t>
+      <w:proofErr w:type="spellStart"/>
+      <w:r>
+        <w:t>Tên</w:t>
+      </w:r>
+      <w:proofErr w:type="spellEnd"/>
+      <w:r>
+        <w:t xml:space="preserve"> </w:t>
+      </w:r>
+      <w:proofErr w:type="spellStart"/>
+      <w:r>
+        <w:t>công</w:t>
+      </w:r>
+      <w:proofErr w:type="spellEnd"/>
+      <w:r>
+        <w:t xml:space="preserve"> ty </w:t>
+      </w:r>
+      <w:proofErr w:type="spellStart"/>
+      <w:r>
+        <w:t>viết</w:t>
+      </w:r>
+      <w:proofErr w:type="spellEnd"/>
+      <w:r>
+        <w:t xml:space="preserve"> </w:t>
+      </w:r>
+      <w:proofErr w:type="spellStart"/>
+      <w:r>
+        <w:t>bằng</w:t>
+      </w:r>
+      <w:proofErr w:type="spellEnd"/>
+      <w:r>
+        <w:t xml:space="preserve"> </w:t>
+      </w:r>
+      <w:proofErr w:type="spellStart"/>
+      <w:r>
+        <w:t>tiếng</w:t>
+      </w:r>
+      <w:proofErr w:type="spellEnd"/>
+      <w:r>
+        <w:t xml:space="preserve"> </w:t>
+      </w:r>
+      <w:proofErr w:type="spellStart"/>
+      <w:r>
+        <w:t>nước</w:t>
+      </w:r>
+      <w:proofErr w:type="spellEnd"/>
+      <w:r>
+        <w:t xml:space="preserve"> </w:t>
+      </w:r>
+      <w:proofErr w:type="spellStart"/>
+      <w:r>
+        <w:t>ngoài</w:t>
+      </w:r>
+      <w:proofErr w:type="spellEnd"/>
+      <w:r>
+        <w:t>: LE GIA INTERNATIONAL DEVELOPMENT TRADING COMPANY LIMITED</w:t>
       </w:r>
     </w:p>
     <w:p>
-      <w:r>
-        <w:t>Tên công ty viết tắt: LE GIA TRAD CO.,LTD</w:t>
-      </w:r>
+      <w:proofErr w:type="spellStart"/>
+      <w:r>
+        <w:t>Tên</w:t>
+      </w:r>
+      <w:proofErr w:type="spellEnd"/>
+      <w:r>
+        <w:t xml:space="preserve"> </w:t>
+      </w:r>
+      <w:proofErr w:type="spellStart"/>
+      <w:r>
+        <w:t>công</w:t>
+      </w:r>
+      <w:proofErr w:type="spellEnd"/>
+      <w:r>
+        <w:t xml:space="preserve"> ty </w:t>
+      </w:r>
+      <w:proofErr w:type="spellStart"/>
+      <w:r>
+        <w:t>viết</w:t>
+      </w:r>
+      <w:proofErr w:type="spellEnd"/>
+      <w:r>
+        <w:t xml:space="preserve"> </w:t>
+      </w:r>
+      <w:proofErr w:type="spellStart"/>
+      <w:r>
+        <w:t>tắt</w:t>
+      </w:r>
+      <w:proofErr w:type="spellEnd"/>
+      <w:r>
+        <w:t xml:space="preserve">: LE GIA TRAD </w:t>
+      </w:r>
+      <w:proofErr w:type="gramStart"/>
+      <w:r>
+        <w:t>CO.,LTD</w:t>
+      </w:r>
+      <w:proofErr w:type="gramEnd"/>
     </w:p>
     <w:p>
       <w:r>
         <w:br/>
-        <w:t>2. Địa chỉ trụ sở chính</w:t>
-      </w:r>
+        <w:t xml:space="preserve">2. </w:t>
+      </w:r>
+      <w:proofErr w:type="spellStart"/>
+      <w:r>
+        <w:t>Địa</w:t>
+      </w:r>
+      <w:proofErr w:type="spellEnd"/>
+      <w:r>
+        <w:t xml:space="preserve"> </w:t>
+      </w:r>
+      <w:proofErr w:type="spellStart"/>
+      <w:r>
+        <w:t>chỉ</w:t>
+      </w:r>
+      <w:proofErr w:type="spellEnd"/>
+      <w:r>
+        <w:t xml:space="preserve"> </w:t>
+      </w:r>
+      <w:proofErr w:type="spellStart"/>
+      <w:r>
+        <w:t>trụ</w:t>
+      </w:r>
+      <w:proofErr w:type="spellEnd"/>
+      <w:r>
+        <w:t xml:space="preserve"> </w:t>
+      </w:r>
+      <w:proofErr w:type="spellStart"/>
+      <w:r>
+        <w:t>sở</w:t>
+      </w:r>
+      <w:proofErr w:type="spellEnd"/>
+      <w:r>
+        <w:t xml:space="preserve"> </w:t>
+      </w:r>
+      <w:proofErr w:type="spellStart"/>
+      <w:r>
+        <w:t>chính</w:t>
+      </w:r>
+      <w:proofErr w:type="spellEnd"/>
     </w:p>
     <w:p>
-      <w:r>
-        <w:t>Địa chỉ: 810 Tỉnh lộ 43, Phường Tam Bình, Thành phố Hồ Chí Minh, Việt Nam</w:t>
+      <w:proofErr w:type="spellStart"/>
+      <w:r>
+        <w:t>Địa</w:t>
+      </w:r>
+      <w:proofErr w:type="spellEnd"/>
+      <w:r>
+        <w:t xml:space="preserve"> </w:t>
+      </w:r>
+      <w:proofErr w:type="spellStart"/>
+      <w:r>
+        <w:t>chỉ</w:t>
+      </w:r>
+      <w:proofErr w:type="spellEnd"/>
+      <w:r>
+        <w:t xml:space="preserve">: 810 </w:t>
+      </w:r>
+      <w:proofErr w:type="spellStart"/>
+      <w:r>
+        <w:t>Tỉnh</w:t>
+      </w:r>
+      <w:proofErr w:type="spellEnd"/>
+      <w:r>
+        <w:t xml:space="preserve"> </w:t>
+      </w:r>
+      <w:proofErr w:type="spellStart"/>
+      <w:r>
+        <w:t>lộ</w:t>
+      </w:r>
+      <w:proofErr w:type="spellEnd"/>
+      <w:r>
+        <w:t xml:space="preserve"> 43, </w:t>
+      </w:r>
+      <w:proofErr w:type="spellStart"/>
+      <w:r>
+        <w:t>Phường</w:t>
+      </w:r>
+      <w:proofErr w:type="spellEnd"/>
+      <w:r>
+        <w:t xml:space="preserve"> Tam Bình, Thành </w:t>
+      </w:r>
+      <w:proofErr w:type="spellStart"/>
+      <w:r>
+        <w:t>phố</w:t>
+      </w:r>
+      <w:proofErr w:type="spellEnd"/>
+      <w:r>
+        <w:t xml:space="preserve"> </w:t>
+      </w:r>
+      <w:proofErr w:type="spellStart"/>
+      <w:r>
+        <w:t>Hồ</w:t>
+      </w:r>
+      <w:proofErr w:type="spellEnd"/>
+      <w:r>
+        <w:t xml:space="preserve"> Chí Minh, Việt Nam</w:t>
       </w:r>
     </w:p>
     <w:p>
-      <w:r>
-        <w:t>Điện thoại: 0986181266</w:t>
+      <w:proofErr w:type="spellStart"/>
+      <w:r>
+        <w:t>Điện</w:t>
+      </w:r>
+      <w:proofErr w:type="spellEnd"/>
+      <w:r>
+        <w:t xml:space="preserve"> </w:t>
+      </w:r>
+      <w:proofErr w:type="spellStart"/>
+      <w:r>
+        <w:t>thoại</w:t>
+      </w:r>
+      <w:proofErr w:type="spellEnd"/>
+      <w:r>
+        <w:t>: 0986181266</w:t>
       </w:r>
     </w:p>
     <w:p>
       <w:r>
-        <w:t xml:space="preserve">Thư điện tử: </w:t>
+        <w:t xml:space="preserve">Thư </w:t>
+      </w:r>
+      <w:proofErr w:type="spellStart"/>
+      <w:r>
+        <w:t>điện</w:t>
+      </w:r>
+      <w:proofErr w:type="spellEnd"/>
+      <w:r>
+        <w:t xml:space="preserve"> </w:t>
+      </w:r>
+      <w:proofErr w:type="spellStart"/>
+      <w:r>
+        <w:t>tử</w:t>
+      </w:r>
+      <w:proofErr w:type="spellEnd"/>
+      <w:r>
+        <w:t xml:space="preserve">: </w:t>
       </w:r>
       <w:r>
         <w:br/>
-        <w:t xml:space="preserve">Số Fax: </w:t>
+      </w:r>
+      <w:proofErr w:type="spellStart"/>
+      <w:r>
+        <w:t>Số</w:t>
+      </w:r>
+      <w:proofErr w:type="spellEnd"/>
+      <w:r>
+        <w:t xml:space="preserve"> Fax: </w:t>
       </w:r>
       <w:r>
         <w:br/>
@@ -148,44 +637,177 @@
     <w:p>
       <w:r>
         <w:br/>
-        <w:t>3. Vốn điều lệ</w:t>
-      </w:r>
+        <w:t xml:space="preserve">3. </w:t>
+      </w:r>
+      <w:proofErr w:type="spellStart"/>
+      <w:r>
+        <w:t>Vốn</w:t>
+      </w:r>
+      <w:proofErr w:type="spellEnd"/>
+      <w:r>
+        <w:t xml:space="preserve"> </w:t>
+      </w:r>
+      <w:proofErr w:type="spellStart"/>
+      <w:r>
+        <w:t>điều</w:t>
+      </w:r>
+      <w:proofErr w:type="spellEnd"/>
+      <w:r>
+        <w:t xml:space="preserve"> </w:t>
+      </w:r>
+      <w:proofErr w:type="spellStart"/>
+      <w:r>
+        <w:t>lệ</w:t>
+      </w:r>
+      <w:proofErr w:type="spellEnd"/>
     </w:p>
     <w:p>
-      <w:r>
-        <w:t>Vốn điều lệ: 16.000.000.000 đồng.</w:t>
+      <w:proofErr w:type="spellStart"/>
+      <w:r>
+        <w:t>Vốn</w:t>
+      </w:r>
+      <w:proofErr w:type="spellEnd"/>
+      <w:r>
+        <w:t xml:space="preserve"> </w:t>
+      </w:r>
+      <w:proofErr w:type="spellStart"/>
+      <w:r>
+        <w:t>điều</w:t>
+      </w:r>
+      <w:proofErr w:type="spellEnd"/>
+      <w:r>
+        <w:t xml:space="preserve"> </w:t>
+      </w:r>
+      <w:proofErr w:type="spellStart"/>
+      <w:r>
+        <w:t>lệ</w:t>
+      </w:r>
+      <w:proofErr w:type="spellEnd"/>
+      <w:r>
+        <w:t xml:space="preserve">: 16.000.000.000 </w:t>
+      </w:r>
+      <w:proofErr w:type="spellStart"/>
+      <w:r>
+        <w:t>đồng</w:t>
+      </w:r>
+      <w:proofErr w:type="spellEnd"/>
+      <w:r>
+        <w:t>.</w:t>
       </w:r>
     </w:p>
     <w:p>
-      <w:r>
-        <w:t>Bằng chữ: Mười sáu tỷ đồng</w:t>
-      </w:r>
+      <w:proofErr w:type="spellStart"/>
+      <w:r>
+        <w:t>Bằng</w:t>
+      </w:r>
+      <w:proofErr w:type="spellEnd"/>
+      <w:r>
+        <w:t xml:space="preserve"> </w:t>
+      </w:r>
+      <w:proofErr w:type="spellStart"/>
+      <w:r>
+        <w:t>chữ</w:t>
+      </w:r>
+      <w:proofErr w:type="spellEnd"/>
+      <w:r>
+        <w:t xml:space="preserve">: </w:t>
+      </w:r>
+      <w:proofErr w:type="spellStart"/>
+      <w:r>
+        <w:t>Mười</w:t>
+      </w:r>
+      <w:proofErr w:type="spellEnd"/>
+      <w:r>
+        <w:t xml:space="preserve"> </w:t>
+      </w:r>
+      <w:proofErr w:type="spellStart"/>
+      <w:r>
+        <w:t>sáu</w:t>
+      </w:r>
+      <w:proofErr w:type="spellEnd"/>
+      <w:r>
+        <w:t xml:space="preserve"> </w:t>
+      </w:r>
+      <w:proofErr w:type="spellStart"/>
+      <w:r>
+        <w:t>tỷ</w:t>
+      </w:r>
+      <w:proofErr w:type="spellEnd"/>
+      <w:r>
+        <w:t xml:space="preserve"> </w:t>
+      </w:r>
+      <w:proofErr w:type="spellStart"/>
+      <w:r>
+        <w:t>đồng</w:t>
+      </w:r>
+      <w:proofErr w:type="spellEnd"/>
     </w:p>
     <w:p>
       <w:r>
         <w:lastRenderedPageBreak/>
         <w:br/>
-        <w:t>4. Danh sách thành viên góp vốn</w:t>
-      </w:r>
+        <w:t xml:space="preserve">4. Danh </w:t>
+      </w:r>
+      <w:proofErr w:type="spellStart"/>
+      <w:r>
+        <w:t>sách</w:t>
+      </w:r>
+      <w:proofErr w:type="spellEnd"/>
+      <w:r>
+        <w:t xml:space="preserve"> </w:t>
+      </w:r>
+      <w:proofErr w:type="spellStart"/>
+      <w:r>
+        <w:t>thành</w:t>
+      </w:r>
+      <w:proofErr w:type="spellEnd"/>
+      <w:r>
+        <w:t xml:space="preserve"> </w:t>
+      </w:r>
+      <w:proofErr w:type="spellStart"/>
+      <w:r>
+        <w:t>viên</w:t>
+      </w:r>
+      <w:proofErr w:type="spellEnd"/>
+      <w:r>
+        <w:t xml:space="preserve"> </w:t>
+      </w:r>
+      <w:proofErr w:type="spellStart"/>
+      <w:r>
+        <w:t>góp</w:t>
+      </w:r>
+      <w:proofErr w:type="spellEnd"/>
+      <w:r>
+        <w:t xml:space="preserve"> </w:t>
+      </w:r>
+      <w:proofErr w:type="spellStart"/>
+      <w:r>
+        <w:t>vốn</w:t>
+      </w:r>
+      <w:proofErr w:type="spellEnd"/>
     </w:p>
     <w:tbl>
       <w:tblPr>
         <w:tblStyle w:val="TableGrid"/>
-        <w:tblW w:w="0" w:type="auto"/>
+        <w:tblW w:w="8995" w:type="dxa"/>
+        <w:tblLayout w:type="fixed"/>
         <w:tblLook w:val="04A0" w:firstRow="1" w:lastRow="0" w:firstColumn="1" w:lastColumn="0" w:noHBand="0" w:noVBand="1"/>
       </w:tblPr>
       <w:tblGrid>
-        <w:gridCol w:w="1374"/>
-        <w:gridCol w:w="1394"/>
-        <w:gridCol w:w="1382"/>
-        <w:gridCol w:w="1392"/>
-        <w:gridCol w:w="1692"/>
-        <w:gridCol w:w="1396"/>
+        <w:gridCol w:w="553"/>
+        <w:gridCol w:w="786"/>
+        <w:gridCol w:w="1297"/>
+        <w:gridCol w:w="616"/>
+        <w:gridCol w:w="651"/>
+        <w:gridCol w:w="1762"/>
+        <w:gridCol w:w="1170"/>
+        <w:gridCol w:w="1350"/>
+        <w:gridCol w:w="810"/>
       </w:tblGrid>
       <w:tr>
         <w:tc>
           <w:tcPr>
-            <w:tcW w:w="1440" w:type="dxa"/>
+            <w:tcW w:w="553" w:type="dxa"/>
           </w:tcPr>
           <w:p>
             <w:r>
@@ -195,51 +817,221 @@
         </w:tc>
         <w:tc>
           <w:tcPr>
-            <w:tcW w:w="1440" w:type="dxa"/>
+            <w:tcW w:w="786" w:type="dxa"/>
+          </w:tcPr>
+          <w:p>
+            <w:proofErr w:type="spellStart"/>
+            <w:r>
+              <w:t>Tên</w:t>
+            </w:r>
+            <w:proofErr w:type="spellEnd"/>
+            <w:r>
+              <w:t xml:space="preserve"> </w:t>
+            </w:r>
+            <w:proofErr w:type="spellStart"/>
+            <w:r>
+              <w:t>thành</w:t>
+            </w:r>
+            <w:proofErr w:type="spellEnd"/>
+            <w:r>
+              <w:t xml:space="preserve"> </w:t>
+            </w:r>
+            <w:proofErr w:type="spellStart"/>
+            <w:r>
+              <w:t>viên</w:t>
+            </w:r>
+            <w:proofErr w:type="spellEnd"/>
+          </w:p>
+        </w:tc>
+        <w:tc>
+          <w:tcPr>
+            <w:tcW w:w="1297" w:type="dxa"/>
+          </w:tcPr>
+          <w:p>
+            <w:proofErr w:type="spellStart"/>
+            <w:r>
+              <w:t>Ngày</w:t>
+            </w:r>
+            <w:proofErr w:type="spellEnd"/>
+            <w:r>
+              <w:t xml:space="preserve"> </w:t>
+            </w:r>
+            <w:proofErr w:type="spellStart"/>
+            <w:r>
+              <w:t>sinh</w:t>
+            </w:r>
+            <w:proofErr w:type="spellEnd"/>
+          </w:p>
+        </w:tc>
+        <w:tc>
+          <w:tcPr>
+            <w:tcW w:w="616" w:type="dxa"/>
+          </w:tcPr>
+          <w:p>
+            <w:proofErr w:type="spellStart"/>
+            <w:r>
+              <w:t>Giới</w:t>
+            </w:r>
+            <w:proofErr w:type="spellEnd"/>
+            <w:r>
+              <w:t xml:space="preserve"> </w:t>
+            </w:r>
+            <w:proofErr w:type="spellStart"/>
+            <w:r>
+              <w:t>tính</w:t>
+            </w:r>
+            <w:proofErr w:type="spellEnd"/>
+          </w:p>
+        </w:tc>
+        <w:tc>
+          <w:tcPr>
+            <w:tcW w:w="651" w:type="dxa"/>
           </w:tcPr>
           <w:p>
             <w:r>
-              <w:t>Tên thành viên</w:t>
+              <w:t xml:space="preserve">Quốc </w:t>
+            </w:r>
+            <w:proofErr w:type="spellStart"/>
+            <w:r>
+              <w:t>tịch</w:t>
+            </w:r>
+            <w:proofErr w:type="spellEnd"/>
+          </w:p>
+        </w:tc>
+        <w:tc>
+          <w:tcPr>
+            <w:tcW w:w="1762" w:type="dxa"/>
+          </w:tcPr>
+          <w:p>
+            <w:r>
+              <w:t xml:space="preserve">Thông tin </w:t>
+            </w:r>
+            <w:proofErr w:type="spellStart"/>
+            <w:r>
+              <w:t>số</w:t>
+            </w:r>
+            <w:proofErr w:type="spellEnd"/>
+            <w:r>
+              <w:t xml:space="preserve"> </w:t>
+            </w:r>
+            <w:proofErr w:type="spellStart"/>
+            <w:r>
+              <w:t>định</w:t>
+            </w:r>
+            <w:proofErr w:type="spellEnd"/>
+            <w:r>
+              <w:t xml:space="preserve"> </w:t>
+            </w:r>
+            <w:proofErr w:type="spellStart"/>
+            <w:r>
+              <w:t>danh</w:t>
+            </w:r>
+            <w:proofErr w:type="spellEnd"/>
+            <w:r>
+              <w:t>/</w:t>
+            </w:r>
+            <w:proofErr w:type="spellStart"/>
+            <w:r>
+              <w:t>căn</w:t>
+            </w:r>
+            <w:proofErr w:type="spellEnd"/>
+            <w:r>
+              <w:t xml:space="preserve"> </w:t>
+            </w:r>
+            <w:proofErr w:type="spellStart"/>
+            <w:r>
+              <w:t>cước</w:t>
+            </w:r>
+            <w:proofErr w:type="spellEnd"/>
+          </w:p>
+        </w:tc>
+        <w:tc>
+          <w:tcPr>
+            <w:tcW w:w="1170" w:type="dxa"/>
+          </w:tcPr>
+          <w:p>
+            <w:proofErr w:type="spellStart"/>
+            <w:r>
+              <w:t>Địa</w:t>
+            </w:r>
+            <w:proofErr w:type="spellEnd"/>
+            <w:r>
+              <w:t xml:space="preserve"> </w:t>
+            </w:r>
+            <w:proofErr w:type="spellStart"/>
+            <w:r>
+              <w:t>chỉ</w:t>
+            </w:r>
+            <w:proofErr w:type="spellEnd"/>
+            <w:r>
+              <w:t xml:space="preserve"> </w:t>
+            </w:r>
+            <w:proofErr w:type="spellStart"/>
+            <w:r>
+              <w:t>liên</w:t>
+            </w:r>
+            <w:proofErr w:type="spellEnd"/>
+            <w:r>
+              <w:t xml:space="preserve"> </w:t>
+            </w:r>
+            <w:proofErr w:type="spellStart"/>
+            <w:r>
+              <w:t>lạc</w:t>
+            </w:r>
+            <w:proofErr w:type="spellEnd"/>
+          </w:p>
+        </w:tc>
+        <w:tc>
+          <w:tcPr>
+            <w:tcW w:w="1350" w:type="dxa"/>
+          </w:tcPr>
+          <w:p>
+            <w:proofErr w:type="spellStart"/>
+            <w:r>
+              <w:t>Phần</w:t>
+            </w:r>
+            <w:proofErr w:type="spellEnd"/>
+            <w:r>
+              <w:t xml:space="preserve"> </w:t>
+            </w:r>
+            <w:proofErr w:type="spellStart"/>
+            <w:r>
+              <w:t>vốn</w:t>
+            </w:r>
+            <w:proofErr w:type="spellEnd"/>
+            <w:r>
+              <w:t xml:space="preserve"> </w:t>
+            </w:r>
+            <w:proofErr w:type="spellStart"/>
+            <w:r>
+              <w:t>góp</w:t>
+            </w:r>
+            <w:proofErr w:type="spellEnd"/>
+            <w:r>
+              <w:t xml:space="preserve"> (VNĐ)</w:t>
             </w:r>
           </w:p>
         </w:tc>
         <w:tc>
           <w:tcPr>
-            <w:tcW w:w="1440" w:type="dxa"/>
+            <w:tcW w:w="810" w:type="dxa"/>
           </w:tcPr>
           <w:p>
+            <w:proofErr w:type="spellStart"/>
             <w:r>
-              <w:t>Quốc tịch</w:t>
+              <w:t>Tỷ</w:t>
             </w:r>
-          </w:p>
-        </w:tc>
-        <w:tc>
-          <w:tcPr>
-            <w:tcW w:w="1440" w:type="dxa"/>
-          </w:tcPr>
-          <w:p>
+            <w:proofErr w:type="spellEnd"/>
             <w:r>
-              <w:t>Địa chỉ liên lạc</w:t>
+              <w:t xml:space="preserve"> </w:t>
             </w:r>
-          </w:p>
-        </w:tc>
-        <w:tc>
-          <w:tcPr>
-            <w:tcW w:w="1440" w:type="dxa"/>
-          </w:tcPr>
-          <w:p>
+            <w:proofErr w:type="spellStart"/>
             <w:r>
-              <w:t>Phần vốn góp (VNĐ)</w:t>
+              <w:t>lệ</w:t>
             </w:r>
-          </w:p>
-        </w:tc>
-        <w:tc>
-          <w:tcPr>
-            <w:tcW w:w="1440" w:type="dxa"/>
-          </w:tcPr>
-          <w:p>
+            <w:proofErr w:type="spellEnd"/>
             <w:r>
-              <w:t>Tỷ lệ (%)</w:t>
+              <w:t xml:space="preserve"> (%)</w:t>
             </w:r>
           </w:p>
         </w:tc>
@@ -247,7 +1039,7 @@
       <w:tr>
         <w:tc>
           <w:tcPr>
-            <w:tcW w:w="1440" w:type="dxa"/>
+            <w:tcW w:w="553" w:type="dxa"/>
           </w:tcPr>
           <w:p>
             <w:r>
@@ -257,7 +1049,7 @@
         </w:tc>
         <w:tc>
           <w:tcPr>
-            <w:tcW w:w="1440" w:type="dxa"/>
+            <w:tcW w:w="786" w:type="dxa"/>
           </w:tcPr>
           <w:p>
             <w:r>
@@ -267,7 +1059,27 @@
         </w:tc>
         <w:tc>
           <w:tcPr>
-            <w:tcW w:w="1440" w:type="dxa"/>
+            <w:tcW w:w="1297" w:type="dxa"/>
+          </w:tcPr>
+          <w:p>
+            <w:r>
+              <w:t>19/03/1988</w:t>
+            </w:r>
+          </w:p>
+        </w:tc>
+        <w:tc>
+          <w:tcPr>
+            <w:tcW w:w="616" w:type="dxa"/>
+          </w:tcPr>
+          <w:p>
+            <w:r>
+              <w:t>Nam</w:t>
+            </w:r>
+          </w:p>
+        </w:tc>
+        <w:tc>
+          <w:tcPr>
+            <w:tcW w:w="651" w:type="dxa"/>
           </w:tcPr>
           <w:p>
             <w:r>
@@ -277,17 +1089,167 @@
         </w:tc>
         <w:tc>
           <w:tcPr>
-            <w:tcW w:w="1440" w:type="dxa"/>
+            <w:tcW w:w="1762" w:type="dxa"/>
           </w:tcPr>
           <w:p>
+            <w:proofErr w:type="spellStart"/>
             <w:r>
-              <w:t>Thôn 3, Xã Thọ Xuân, Tỉnh Thanh Hóa, Việt Nam</w:t>
+              <w:t>Số</w:t>
+            </w:r>
+            <w:proofErr w:type="spellEnd"/>
+            <w:r>
+              <w:t xml:space="preserve"> </w:t>
+            </w:r>
+            <w:proofErr w:type="spellStart"/>
+            <w:r>
+              <w:t>định</w:t>
+            </w:r>
+            <w:proofErr w:type="spellEnd"/>
+            <w:r>
+              <w:t xml:space="preserve"> </w:t>
+            </w:r>
+            <w:proofErr w:type="spellStart"/>
+            <w:r>
+              <w:t>danh</w:t>
+            </w:r>
+            <w:proofErr w:type="spellEnd"/>
+            <w:r>
+              <w:t xml:space="preserve"> </w:t>
+            </w:r>
+            <w:proofErr w:type="spellStart"/>
+            <w:r>
+              <w:t>cá</w:t>
+            </w:r>
+            <w:proofErr w:type="spellEnd"/>
+            <w:r>
+              <w:t xml:space="preserve"> </w:t>
+            </w:r>
+            <w:proofErr w:type="spellStart"/>
+            <w:r>
+              <w:t>nhân</w:t>
+            </w:r>
+            <w:proofErr w:type="spellEnd"/>
+            <w:r>
+              <w:t xml:space="preserve">: 038088009310; </w:t>
+            </w:r>
+            <w:proofErr w:type="spellStart"/>
+            <w:r>
+              <w:t>ngày</w:t>
+            </w:r>
+            <w:proofErr w:type="spellEnd"/>
+            <w:r>
+              <w:t xml:space="preserve"> </w:t>
+            </w:r>
+            <w:proofErr w:type="spellStart"/>
+            <w:r>
+              <w:t>cấp</w:t>
+            </w:r>
+            <w:proofErr w:type="spellEnd"/>
+            <w:r>
+              <w:t xml:space="preserve"> </w:t>
+            </w:r>
+            <w:proofErr w:type="spellStart"/>
+            <w:r>
+              <w:t>căn</w:t>
+            </w:r>
+            <w:proofErr w:type="spellEnd"/>
+            <w:r>
+              <w:t xml:space="preserve"> </w:t>
+            </w:r>
+            <w:proofErr w:type="spellStart"/>
+            <w:r>
+              <w:t>cước</w:t>
+            </w:r>
+            <w:proofErr w:type="spellEnd"/>
+            <w:r>
+              <w:t xml:space="preserve">: </w:t>
+            </w:r>
+            <w:r>
+              <w:t>17/05/2018</w:t>
+            </w:r>
+          </w:p>
+          <w:p>
+            <w:proofErr w:type="spellStart"/>
+            <w:r>
+              <w:t>Nơi</w:t>
+            </w:r>
+            <w:proofErr w:type="spellEnd"/>
+            <w:r>
+              <w:t xml:space="preserve"> </w:t>
+            </w:r>
+            <w:proofErr w:type="spellStart"/>
+            <w:r>
+              <w:t>cấp</w:t>
+            </w:r>
+            <w:proofErr w:type="spellEnd"/>
+            <w:r>
+              <w:t xml:space="preserve">: </w:t>
+            </w:r>
+            <w:proofErr w:type="spellStart"/>
+            <w:r>
+              <w:t>Bộ</w:t>
+            </w:r>
+            <w:proofErr w:type="spellEnd"/>
+            <w:r>
+              <w:t xml:space="preserve"> Công </w:t>
+            </w:r>
+            <w:proofErr w:type="gramStart"/>
+            <w:r>
+              <w:t>An</w:t>
+            </w:r>
+            <w:proofErr w:type="gramEnd"/>
+          </w:p>
+        </w:tc>
+        <w:tc>
+          <w:tcPr>
+            <w:tcW w:w="1170" w:type="dxa"/>
+          </w:tcPr>
+          <w:p>
+            <w:proofErr w:type="spellStart"/>
+            <w:r>
+              <w:t>Thôn</w:t>
+            </w:r>
+            <w:proofErr w:type="spellEnd"/>
+            <w:r>
+              <w:t xml:space="preserve"> 3, </w:t>
+            </w:r>
+            <w:proofErr w:type="spellStart"/>
+            <w:r>
+              <w:t>Xã</w:t>
+            </w:r>
+            <w:proofErr w:type="spellEnd"/>
+            <w:r>
+              <w:t xml:space="preserve"> </w:t>
+            </w:r>
+            <w:proofErr w:type="spellStart"/>
+            <w:r>
+              <w:t>Thọ</w:t>
+            </w:r>
+            <w:proofErr w:type="spellEnd"/>
+            <w:r>
+              <w:t xml:space="preserve"> Xuân, </w:t>
+            </w:r>
+            <w:proofErr w:type="spellStart"/>
+            <w:r>
+              <w:t>Tỉnh</w:t>
+            </w:r>
+            <w:proofErr w:type="spellEnd"/>
+            <w:r>
+              <w:t xml:space="preserve"> Thanh </w:t>
+            </w:r>
+            <w:proofErr w:type="spellStart"/>
+            <w:r>
+              <w:t>Hóa</w:t>
+            </w:r>
+            <w:proofErr w:type="spellEnd"/>
+            <w:r>
+              <w:t>, Việt Nam</w:t>
             </w:r>
           </w:p>
         </w:tc>
         <w:tc>
           <w:tcPr>
-            <w:tcW w:w="1440" w:type="dxa"/>
+            <w:tcW w:w="1350" w:type="dxa"/>
           </w:tcPr>
           <w:p>
             <w:r>
@@ -297,11 +1259,14 @@
         </w:tc>
         <w:tc>
           <w:tcPr>
-            <w:tcW w:w="1440" w:type="dxa"/>
+            <w:tcW w:w="810" w:type="dxa"/>
           </w:tcPr>
           <w:p>
             <w:r>
-              <w:t>80,000</w:t>
+              <w:t>80</w:t>
+            </w:r>
+            <w:r>
+              <w:t xml:space="preserve"> </w:t>
             </w:r>
           </w:p>
         </w:tc>
@@ -309,7 +1274,7 @@
       <w:tr>
         <w:tc>
           <w:tcPr>
-            <w:tcW w:w="1440" w:type="dxa"/>
+            <w:tcW w:w="553" w:type="dxa"/>
           </w:tcPr>
           <w:p>
             <w:r>
@@ -319,7 +1284,7 @@
         </w:tc>
         <w:tc>
           <w:tcPr>
-            <w:tcW w:w="1440" w:type="dxa"/>
+            <w:tcW w:w="786" w:type="dxa"/>
           </w:tcPr>
           <w:p>
             <w:r>
@@ -329,7 +1294,27 @@
         </w:tc>
         <w:tc>
           <w:tcPr>
-            <w:tcW w:w="1440" w:type="dxa"/>
+            <w:tcW w:w="1297" w:type="dxa"/>
+          </w:tcPr>
+          <w:p>
+            <w:r>
+              <w:t>20/09/1992</w:t>
+            </w:r>
+          </w:p>
+        </w:tc>
+        <w:tc>
+          <w:tcPr>
+            <w:tcW w:w="616" w:type="dxa"/>
+          </w:tcPr>
+          <w:p>
+            <w:r>
+              <w:t>Nam</w:t>
+            </w:r>
+          </w:p>
+        </w:tc>
+        <w:tc>
+          <w:tcPr>
+            <w:tcW w:w="651" w:type="dxa"/>
           </w:tcPr>
           <w:p>
             <w:r>
@@ -339,17 +1324,173 @@
         </w:tc>
         <w:tc>
           <w:tcPr>
-            <w:tcW w:w="1440" w:type="dxa"/>
+            <w:tcW w:w="1762" w:type="dxa"/>
           </w:tcPr>
           <w:p>
+            <w:proofErr w:type="spellStart"/>
             <w:r>
-              <w:t>Thôn 2, Xã Thọ Xuân, Tỉnh Thanh Hóa, Việt Nam</w:t>
+              <w:t>Số</w:t>
+            </w:r>
+            <w:proofErr w:type="spellEnd"/>
+            <w:r>
+              <w:t xml:space="preserve"> </w:t>
+            </w:r>
+            <w:proofErr w:type="spellStart"/>
+            <w:r>
+              <w:t>định</w:t>
+            </w:r>
+            <w:proofErr w:type="spellEnd"/>
+            <w:r>
+              <w:t xml:space="preserve"> </w:t>
+            </w:r>
+            <w:proofErr w:type="spellStart"/>
+            <w:r>
+              <w:t>danh</w:t>
+            </w:r>
+            <w:proofErr w:type="spellEnd"/>
+            <w:r>
+              <w:t xml:space="preserve"> </w:t>
+            </w:r>
+            <w:proofErr w:type="spellStart"/>
+            <w:r>
+              <w:t>cá</w:t>
+            </w:r>
+            <w:proofErr w:type="spellEnd"/>
+            <w:r>
+              <w:t xml:space="preserve"> </w:t>
+            </w:r>
+            <w:proofErr w:type="spellStart"/>
+            <w:r>
+              <w:t>nhân</w:t>
+            </w:r>
+            <w:proofErr w:type="spellEnd"/>
+            <w:r>
+              <w:t xml:space="preserve">: </w:t>
+            </w:r>
+            <w:r>
+              <w:t>038092030361</w:t>
+            </w:r>
+            <w:r>
+              <w:t xml:space="preserve">; </w:t>
+            </w:r>
+            <w:proofErr w:type="spellStart"/>
+            <w:r>
+              <w:t>ngày</w:t>
+            </w:r>
+            <w:proofErr w:type="spellEnd"/>
+            <w:r>
+              <w:t xml:space="preserve"> </w:t>
+            </w:r>
+            <w:proofErr w:type="spellStart"/>
+            <w:r>
+              <w:t>cấp</w:t>
+            </w:r>
+            <w:proofErr w:type="spellEnd"/>
+            <w:r>
+              <w:t xml:space="preserve"> </w:t>
+            </w:r>
+            <w:proofErr w:type="spellStart"/>
+            <w:r>
+              <w:t>căn</w:t>
+            </w:r>
+            <w:proofErr w:type="spellEnd"/>
+            <w:r>
+              <w:t xml:space="preserve"> </w:t>
+            </w:r>
+            <w:proofErr w:type="spellStart"/>
+            <w:r>
+              <w:t>cước</w:t>
+            </w:r>
+            <w:proofErr w:type="spellEnd"/>
+            <w:r>
+              <w:t xml:space="preserve">: </w:t>
+            </w:r>
+            <w:r>
+              <w:t>13/01/2022</w:t>
+            </w:r>
+          </w:p>
+          <w:p>
+            <w:proofErr w:type="spellStart"/>
+            <w:r>
+              <w:t>Nơi</w:t>
+            </w:r>
+            <w:proofErr w:type="spellEnd"/>
+            <w:r>
+              <w:t xml:space="preserve"> </w:t>
+            </w:r>
+            <w:proofErr w:type="spellStart"/>
+            <w:r>
+              <w:t>cấp</w:t>
+            </w:r>
+            <w:proofErr w:type="spellEnd"/>
+            <w:r>
+              <w:t xml:space="preserve">: </w:t>
+            </w:r>
+            <w:proofErr w:type="spellStart"/>
+            <w:r>
+              <w:t>Bộ</w:t>
+            </w:r>
+            <w:proofErr w:type="spellEnd"/>
+            <w:r>
+              <w:t xml:space="preserve"> Công </w:t>
+            </w:r>
+            <w:proofErr w:type="gramStart"/>
+            <w:r>
+              <w:t>An</w:t>
+            </w:r>
+            <w:proofErr w:type="gramEnd"/>
+          </w:p>
+        </w:tc>
+        <w:tc>
+          <w:tcPr>
+            <w:tcW w:w="1170" w:type="dxa"/>
+          </w:tcPr>
+          <w:p>
+            <w:proofErr w:type="spellStart"/>
+            <w:r>
+              <w:t>Thôn</w:t>
+            </w:r>
+            <w:proofErr w:type="spellEnd"/>
+            <w:r>
+              <w:t xml:space="preserve"> 2, </w:t>
+            </w:r>
+            <w:proofErr w:type="spellStart"/>
+            <w:r>
+              <w:t>Xã</w:t>
+            </w:r>
+            <w:proofErr w:type="spellEnd"/>
+            <w:r>
+              <w:t xml:space="preserve"> </w:t>
+            </w:r>
+            <w:proofErr w:type="spellStart"/>
+            <w:r>
+              <w:t>Thọ</w:t>
+            </w:r>
+            <w:proofErr w:type="spellEnd"/>
+            <w:r>
+              <w:t xml:space="preserve"> Xuân, </w:t>
+            </w:r>
+            <w:proofErr w:type="spellStart"/>
+            <w:r>
+              <w:t>Tỉnh</w:t>
+            </w:r>
+            <w:proofErr w:type="spellEnd"/>
+            <w:r>
+              <w:t xml:space="preserve"> Thanh </w:t>
+            </w:r>
+            <w:proofErr w:type="spellStart"/>
+            <w:r>
+              <w:t>Hóa</w:t>
+            </w:r>
+            <w:proofErr w:type="spellEnd"/>
+            <w:r>
+              <w:t>, Việt Nam</w:t>
             </w:r>
           </w:p>
         </w:tc>
         <w:tc>
           <w:tcPr>
-            <w:tcW w:w="1440" w:type="dxa"/>
+            <w:tcW w:w="1350" w:type="dxa"/>
           </w:tcPr>
           <w:p>
             <w:r>
@@ -359,11 +1500,14 @@
         </w:tc>
         <w:tc>
           <w:tcPr>
-            <w:tcW w:w="1440" w:type="dxa"/>
+            <w:tcW w:w="810" w:type="dxa"/>
           </w:tcPr>
           <w:p>
             <w:r>
-              <w:t>20,000</w:t>
+              <w:t>20</w:t>
+            </w:r>
+            <w:r>
+              <w:t xml:space="preserve"> </w:t>
             </w:r>
           </w:p>
         </w:tc>
@@ -372,45 +1516,396 @@
     <w:p>
       <w:r>
         <w:br/>
-        <w:t>5. Người đại diện theo pháp luật của công ty</w:t>
+        <w:t xml:space="preserve">5. </w:t>
+      </w:r>
+      <w:proofErr w:type="spellStart"/>
+      <w:r>
+        <w:t>Người</w:t>
+      </w:r>
+      <w:proofErr w:type="spellEnd"/>
+      <w:r>
+        <w:t xml:space="preserve"> </w:t>
+      </w:r>
+      <w:proofErr w:type="spellStart"/>
+      <w:r>
+        <w:t>đại</w:t>
+      </w:r>
+      <w:proofErr w:type="spellEnd"/>
+      <w:r>
+        <w:t xml:space="preserve"> </w:t>
+      </w:r>
+      <w:proofErr w:type="spellStart"/>
+      <w:r>
+        <w:t>diện</w:t>
+      </w:r>
+      <w:proofErr w:type="spellEnd"/>
+      <w:r>
+        <w:t xml:space="preserve"> </w:t>
+      </w:r>
+      <w:proofErr w:type="spellStart"/>
+      <w:r>
+        <w:t>theo</w:t>
+      </w:r>
+      <w:proofErr w:type="spellEnd"/>
+      <w:r>
+        <w:t xml:space="preserve"> </w:t>
+      </w:r>
+      <w:proofErr w:type="spellStart"/>
+      <w:r>
+        <w:t>pháp</w:t>
+      </w:r>
+      <w:proofErr w:type="spellEnd"/>
+      <w:r>
+        <w:t xml:space="preserve"> </w:t>
+      </w:r>
+      <w:proofErr w:type="spellStart"/>
+      <w:r>
+        <w:t>luật</w:t>
+      </w:r>
+      <w:proofErr w:type="spellEnd"/>
+      <w:r>
+        <w:t xml:space="preserve"> </w:t>
+      </w:r>
+      <w:proofErr w:type="spellStart"/>
+      <w:r>
+        <w:t>của</w:t>
+      </w:r>
+      <w:proofErr w:type="spellEnd"/>
+      <w:r>
+        <w:t xml:space="preserve"> </w:t>
+      </w:r>
+      <w:proofErr w:type="spellStart"/>
+      <w:r>
+        <w:t>công</w:t>
+      </w:r>
+      <w:proofErr w:type="spellEnd"/>
+      <w:r>
+        <w:t xml:space="preserve"> ty</w:t>
       </w:r>
     </w:p>
     <w:p>
-      <w:r>
-        <w:t>Họ, chữ đệm và tên: LÊ VĂN LONG</w:t>
+      <w:proofErr w:type="spellStart"/>
+      <w:r>
+        <w:t>Họ</w:t>
+      </w:r>
+      <w:proofErr w:type="spellEnd"/>
+      <w:r>
+        <w:t xml:space="preserve">, </w:t>
+      </w:r>
+      <w:proofErr w:type="spellStart"/>
+      <w:r>
+        <w:t>chữ</w:t>
+      </w:r>
+      <w:proofErr w:type="spellEnd"/>
+      <w:r>
+        <w:t xml:space="preserve"> </w:t>
+      </w:r>
+      <w:proofErr w:type="spellStart"/>
+      <w:r>
+        <w:t>đệm</w:t>
+      </w:r>
+      <w:proofErr w:type="spellEnd"/>
+      <w:r>
+        <w:t xml:space="preserve"> </w:t>
+      </w:r>
+      <w:proofErr w:type="spellStart"/>
+      <w:r>
+        <w:t>và</w:t>
+      </w:r>
+      <w:proofErr w:type="spellEnd"/>
+      <w:r>
+        <w:t xml:space="preserve"> </w:t>
+      </w:r>
+      <w:proofErr w:type="spellStart"/>
+      <w:r>
+        <w:t>tên</w:t>
+      </w:r>
+      <w:proofErr w:type="spellEnd"/>
+      <w:r>
+        <w:t>: LÊ VĂN LONG</w:t>
       </w:r>
     </w:p>
     <w:p>
-      <w:r>
-        <w:t>Chức danh: Giám đốc</w:t>
-      </w:r>
+      <w:proofErr w:type="spellStart"/>
+      <w:r>
+        <w:t>Chức</w:t>
+      </w:r>
+      <w:proofErr w:type="spellEnd"/>
+      <w:r>
+        <w:t xml:space="preserve"> </w:t>
+      </w:r>
+      <w:proofErr w:type="spellStart"/>
+      <w:r>
+        <w:t>danh</w:t>
+      </w:r>
+      <w:proofErr w:type="spellEnd"/>
+      <w:r>
+        <w:t xml:space="preserve">: </w:t>
+      </w:r>
+      <w:proofErr w:type="spellStart"/>
+      <w:r>
+        <w:t>Giám</w:t>
+      </w:r>
+      <w:proofErr w:type="spellEnd"/>
+      <w:r>
+        <w:t xml:space="preserve"> </w:t>
+      </w:r>
+      <w:proofErr w:type="spellStart"/>
+      <w:r>
+        <w:t>đốc</w:t>
+      </w:r>
+      <w:proofErr w:type="spellEnd"/>
     </w:p>
     <w:p>
-      <w:r>
-        <w:t>Ngày, tháng, năm sinh: 19/03/1988</w:t>
+      <w:proofErr w:type="spellStart"/>
+      <w:r>
+        <w:t>Ngày</w:t>
+      </w:r>
+      <w:proofErr w:type="spellEnd"/>
+      <w:r>
+        <w:t xml:space="preserve">, </w:t>
+      </w:r>
+      <w:proofErr w:type="spellStart"/>
+      <w:r>
+        <w:t>tháng</w:t>
+      </w:r>
+      <w:proofErr w:type="spellEnd"/>
+      <w:r>
+        <w:t xml:space="preserve">, </w:t>
+      </w:r>
+      <w:proofErr w:type="spellStart"/>
+      <w:r>
+        <w:t>năm</w:t>
+      </w:r>
+      <w:proofErr w:type="spellEnd"/>
+      <w:r>
+        <w:t xml:space="preserve"> </w:t>
+      </w:r>
+      <w:proofErr w:type="spellStart"/>
+      <w:r>
+        <w:t>sinh</w:t>
+      </w:r>
+      <w:proofErr w:type="spellEnd"/>
+      <w:r>
+        <w:t>: 19/03/1988</w:t>
       </w:r>
       <w:r>
         <w:tab/>
-        <w:t>Giới tính: Nam</w:t>
+      </w:r>
+      <w:proofErr w:type="spellStart"/>
+      <w:r>
+        <w:t>Giới</w:t>
+      </w:r>
+      <w:proofErr w:type="spellEnd"/>
+      <w:r>
+        <w:t xml:space="preserve"> </w:t>
+      </w:r>
+      <w:proofErr w:type="spellStart"/>
+      <w:r>
+        <w:t>tính</w:t>
+      </w:r>
+      <w:proofErr w:type="spellEnd"/>
+      <w:r>
+        <w:t>: Nam</w:t>
       </w:r>
     </w:p>
     <w:p>
-      <w:r>
-        <w:t>Số định danh cá nhân: 038088009310</w:t>
-      </w:r>
-      <w:r>
-        <w:tab/>
-        <w:t>Quốc tịch: Việt Nam</w:t>
+      <w:proofErr w:type="spellStart"/>
+      <w:r>
+        <w:t>Số</w:t>
+      </w:r>
+      <w:proofErr w:type="spellEnd"/>
+      <w:r>
+        <w:t xml:space="preserve"> </w:t>
+      </w:r>
+      <w:proofErr w:type="spellStart"/>
+      <w:r>
+        <w:t>định</w:t>
+      </w:r>
+      <w:proofErr w:type="spellEnd"/>
+      <w:r>
+        <w:t xml:space="preserve"> </w:t>
+      </w:r>
+      <w:proofErr w:type="spellStart"/>
+      <w:r>
+        <w:t>danh</w:t>
+      </w:r>
+      <w:proofErr w:type="spellEnd"/>
+      <w:r>
+        <w:t xml:space="preserve"> </w:t>
+      </w:r>
+      <w:proofErr w:type="spellStart"/>
+      <w:r>
+        <w:t>cá</w:t>
+      </w:r>
+      <w:proofErr w:type="spellEnd"/>
+      <w:r>
+        <w:t xml:space="preserve"> </w:t>
+      </w:r>
+      <w:proofErr w:type="spellStart"/>
+      <w:r>
+        <w:t>nhân</w:t>
+      </w:r>
+      <w:proofErr w:type="spellEnd"/>
+      <w:r>
+        <w:t>: 038088009310</w:t>
+      </w:r>
+      <w:r>
+        <w:t>;</w:t>
+      </w:r>
+      <w:r>
+        <w:t xml:space="preserve"> </w:t>
+      </w:r>
+      <w:proofErr w:type="spellStart"/>
+      <w:r>
+        <w:t>ngày</w:t>
+      </w:r>
+      <w:proofErr w:type="spellEnd"/>
+      <w:r>
+        <w:t xml:space="preserve"> </w:t>
+      </w:r>
+      <w:proofErr w:type="spellStart"/>
+      <w:r>
+        <w:t>cấp</w:t>
+      </w:r>
+      <w:proofErr w:type="spellEnd"/>
+      <w:r>
+        <w:t xml:space="preserve"> </w:t>
+      </w:r>
+      <w:proofErr w:type="spellStart"/>
+      <w:r>
+        <w:t>căn</w:t>
+      </w:r>
+      <w:proofErr w:type="spellEnd"/>
+      <w:r>
+        <w:t xml:space="preserve"> </w:t>
+      </w:r>
+      <w:proofErr w:type="spellStart"/>
+      <w:r>
+        <w:t>cước</w:t>
+      </w:r>
+      <w:proofErr w:type="spellEnd"/>
+      <w:r>
+        <w:t xml:space="preserve">: </w:t>
+      </w:r>
+      <w:r>
+        <w:t>17/05/2018</w:t>
+      </w:r>
+      <w:r>
+        <w:t xml:space="preserve">; </w:t>
       </w:r>
     </w:p>
     <w:p>
       <w:r>
-        <w:t>Địa chỉ liên lạc: Thôn 3, Xã Thọ Xuân, Tỉnh Thanh Hóa, Việt Nam</w:t>
+        <w:t xml:space="preserve">Quốc </w:t>
+      </w:r>
+      <w:proofErr w:type="spellStart"/>
+      <w:r>
+        <w:t>tịch</w:t>
+      </w:r>
+      <w:proofErr w:type="spellEnd"/>
+      <w:r>
+        <w:t>: Việt Nam</w:t>
       </w:r>
     </w:p>
     <w:p>
-      <w:r>
-        <w:t>Nội dung thay đổi:</w:t>
+      <w:proofErr w:type="spellStart"/>
+      <w:r>
+        <w:t>Địa</w:t>
+      </w:r>
+      <w:proofErr w:type="spellEnd"/>
+      <w:r>
+        <w:t xml:space="preserve"> </w:t>
+      </w:r>
+      <w:proofErr w:type="spellStart"/>
+      <w:r>
+        <w:t>chỉ</w:t>
+      </w:r>
+      <w:proofErr w:type="spellEnd"/>
+      <w:r>
+        <w:t xml:space="preserve"> </w:t>
+      </w:r>
+      <w:proofErr w:type="spellStart"/>
+      <w:r>
+        <w:t>liên</w:t>
+      </w:r>
+      <w:proofErr w:type="spellEnd"/>
+      <w:r>
+        <w:t xml:space="preserve"> </w:t>
+      </w:r>
+      <w:proofErr w:type="spellStart"/>
+      <w:r>
+        <w:t>lạc</w:t>
+      </w:r>
+      <w:proofErr w:type="spellEnd"/>
+      <w:r>
+        <w:t xml:space="preserve">: </w:t>
+      </w:r>
+      <w:proofErr w:type="spellStart"/>
+      <w:r>
+        <w:t>Thôn</w:t>
+      </w:r>
+      <w:proofErr w:type="spellEnd"/>
+      <w:r>
+        <w:t xml:space="preserve"> 3, </w:t>
+      </w:r>
+      <w:proofErr w:type="spellStart"/>
+      <w:r>
+        <w:t>Xã</w:t>
+      </w:r>
+      <w:proofErr w:type="spellEnd"/>
+      <w:r>
+        <w:t xml:space="preserve"> </w:t>
+      </w:r>
+      <w:proofErr w:type="spellStart"/>
+      <w:r>
+        <w:t>Thọ</w:t>
+      </w:r>
+      <w:proofErr w:type="spellEnd"/>
+      <w:r>
+        <w:t xml:space="preserve"> Xuân, </w:t>
+      </w:r>
+      <w:proofErr w:type="spellStart"/>
+      <w:r>
+        <w:t>Tỉnh</w:t>
+      </w:r>
+      <w:proofErr w:type="spellEnd"/>
+      <w:r>
+        <w:t xml:space="preserve"> Thanh </w:t>
+      </w:r>
+      <w:proofErr w:type="spellStart"/>
+      <w:r>
+        <w:t>Hóa</w:t>
+      </w:r>
+      <w:proofErr w:type="spellEnd"/>
+      <w:r>
+        <w:t>, Việt Nam</w:t>
+      </w:r>
+    </w:p>
+    <w:p>
+      <w:proofErr w:type="spellStart"/>
+      <w:r>
+        <w:t>Nội</w:t>
+      </w:r>
+      <w:proofErr w:type="spellEnd"/>
+      <w:r>
+        <w:t xml:space="preserve"> dung </w:t>
+      </w:r>
+      <w:proofErr w:type="spellStart"/>
+      <w:r>
+        <w:t>thay</w:t>
+      </w:r>
+      <w:proofErr w:type="spellEnd"/>
+      <w:r>
+        <w:t xml:space="preserve"> </w:t>
+      </w:r>
+      <w:proofErr w:type="spellStart"/>
+      <w:r>
+        <w:t>đổi</w:t>
+      </w:r>
+      <w:proofErr w:type="spellEnd"/>
+      <w:r>
+        <w:t>:</w:t>
       </w:r>
     </w:p>
     <w:p>
@@ -421,9 +1916,123 @@
           <w:numId w:val="10"/>
         </w:numPr>
       </w:pPr>
-      <w:r>
-        <w:t>Chuyển đổi loại hình doanh nghiệp: Từ công ty TNHH 2 thành viên trở thành công ty TNHH 1 thành viên</w:t>
-      </w:r>
+      <w:proofErr w:type="spellStart"/>
+      <w:r>
+        <w:t>Chuyển</w:t>
+      </w:r>
+      <w:proofErr w:type="spellEnd"/>
+      <w:r>
+        <w:t xml:space="preserve"> </w:t>
+      </w:r>
+      <w:proofErr w:type="spellStart"/>
+      <w:r>
+        <w:t>đổi</w:t>
+      </w:r>
+      <w:proofErr w:type="spellEnd"/>
+      <w:r>
+        <w:t xml:space="preserve"> </w:t>
+      </w:r>
+      <w:proofErr w:type="spellStart"/>
+      <w:r>
+        <w:t>loại</w:t>
+      </w:r>
+      <w:proofErr w:type="spellEnd"/>
+      <w:r>
+        <w:t xml:space="preserve"> </w:t>
+      </w:r>
+      <w:proofErr w:type="spellStart"/>
+      <w:r>
+        <w:t>hình</w:t>
+      </w:r>
+      <w:proofErr w:type="spellEnd"/>
+      <w:r>
+        <w:t xml:space="preserve"> </w:t>
+      </w:r>
+      <w:proofErr w:type="spellStart"/>
+      <w:r>
+        <w:t>doanh</w:t>
+      </w:r>
+      <w:proofErr w:type="spellEnd"/>
+      <w:r>
+        <w:t xml:space="preserve"> </w:t>
+      </w:r>
+      <w:proofErr w:type="spellStart"/>
+      <w:r>
+        <w:t>nghiệp</w:t>
+      </w:r>
+      <w:proofErr w:type="spellEnd"/>
+      <w:r>
+        <w:t xml:space="preserve">: </w:t>
+      </w:r>
+      <w:proofErr w:type="spellStart"/>
+      <w:r>
+        <w:t>Từ</w:t>
+      </w:r>
+      <w:proofErr w:type="spellEnd"/>
+      <w:r>
+        <w:t xml:space="preserve"> </w:t>
+      </w:r>
+      <w:proofErr w:type="spellStart"/>
+      <w:r>
+        <w:t>công</w:t>
+      </w:r>
+      <w:proofErr w:type="spellEnd"/>
+      <w:r>
+        <w:t xml:space="preserve"> ty TNHH 2 </w:t>
+      </w:r>
+      <w:proofErr w:type="spellStart"/>
+      <w:r>
+        <w:t>thành</w:t>
+      </w:r>
+      <w:proofErr w:type="spellEnd"/>
+      <w:r>
+        <w:t xml:space="preserve"> </w:t>
+      </w:r>
+      <w:proofErr w:type="spellStart"/>
+      <w:r>
+        <w:t>viên</w:t>
+      </w:r>
+      <w:proofErr w:type="spellEnd"/>
+      <w:r>
+        <w:t xml:space="preserve"> </w:t>
+      </w:r>
+      <w:proofErr w:type="spellStart"/>
+      <w:r>
+        <w:t>trở</w:t>
+      </w:r>
+      <w:proofErr w:type="spellEnd"/>
+      <w:r>
+        <w:t xml:space="preserve"> </w:t>
+      </w:r>
+      <w:proofErr w:type="spellStart"/>
+      <w:r>
+        <w:t>thành</w:t>
+      </w:r>
+      <w:proofErr w:type="spellEnd"/>
+      <w:r>
+        <w:t xml:space="preserve"> </w:t>
+      </w:r>
+      <w:proofErr w:type="spellStart"/>
+      <w:r>
+        <w:t>công</w:t>
+      </w:r>
+      <w:proofErr w:type="spellEnd"/>
+      <w:r>
+        <w:t xml:space="preserve"> ty TNHH 1 </w:t>
+      </w:r>
+      <w:proofErr w:type="spellStart"/>
+      <w:r>
+        <w:t>thành</w:t>
+      </w:r>
+      <w:proofErr w:type="spellEnd"/>
+      <w:r>
+        <w:t xml:space="preserve"> </w:t>
+      </w:r>
+      <w:proofErr w:type="spellStart"/>
+      <w:r>
+        <w:t>viên</w:t>
+      </w:r>
+      <w:proofErr w:type="spellEnd"/>
     </w:p>
     <w:p>
       <w:pPr>
@@ -433,23 +2042,135 @@
           <w:numId w:val="10"/>
         </w:numPr>
       </w:pPr>
-      <w:r>
-        <w:t xml:space="preserve">Ông </w:t>
+      <w:proofErr w:type="spellStart"/>
+      <w:r>
+        <w:t>Ông</w:t>
+      </w:r>
+      <w:proofErr w:type="spellEnd"/>
+      <w:r>
+        <w:t xml:space="preserve"> </w:t>
       </w:r>
       <w:r>
         <w:t>LÊ VĂN GIANG</w:t>
       </w:r>
-      <w:bookmarkStart w:id="0" w:name="_GoBack"/>
-      <w:bookmarkEnd w:id="0"/>
-      <w:r>
-        <w:t xml:space="preserve"> bán toàn bộ phần vốn góp cho ông </w:t>
+      <w:r>
+        <w:t xml:space="preserve"> </w:t>
+      </w:r>
+      <w:proofErr w:type="spellStart"/>
+      <w:r>
+        <w:t>bán</w:t>
+      </w:r>
+      <w:proofErr w:type="spellEnd"/>
+      <w:r>
+        <w:t xml:space="preserve"> </w:t>
+      </w:r>
+      <w:proofErr w:type="spellStart"/>
+      <w:r>
+        <w:t>toàn</w:t>
+      </w:r>
+      <w:proofErr w:type="spellEnd"/>
+      <w:r>
+        <w:t xml:space="preserve"> </w:t>
+      </w:r>
+      <w:proofErr w:type="spellStart"/>
+      <w:r>
+        <w:t>bộ</w:t>
+      </w:r>
+      <w:proofErr w:type="spellEnd"/>
+      <w:r>
+        <w:t xml:space="preserve"> </w:t>
+      </w:r>
+      <w:proofErr w:type="spellStart"/>
+      <w:r>
+        <w:t>phần</w:t>
+      </w:r>
+      <w:proofErr w:type="spellEnd"/>
+      <w:r>
+        <w:t xml:space="preserve"> </w:t>
+      </w:r>
+      <w:proofErr w:type="spellStart"/>
+      <w:r>
+        <w:t>vốn</w:t>
+      </w:r>
+      <w:proofErr w:type="spellEnd"/>
+      <w:r>
+        <w:t xml:space="preserve"> </w:t>
+      </w:r>
+      <w:proofErr w:type="spellStart"/>
+      <w:r>
+        <w:t>góp</w:t>
+      </w:r>
+      <w:proofErr w:type="spellEnd"/>
+      <w:r>
+        <w:t xml:space="preserve"> </w:t>
+      </w:r>
+      <w:proofErr w:type="spellStart"/>
+      <w:r>
+        <w:t>cho</w:t>
+      </w:r>
+      <w:proofErr w:type="spellEnd"/>
+      <w:r>
+        <w:t xml:space="preserve"> </w:t>
+      </w:r>
+      <w:proofErr w:type="spellStart"/>
+      <w:r>
+        <w:t>ông</w:t>
+      </w:r>
+      <w:proofErr w:type="spellEnd"/>
+      <w:r>
+        <w:t xml:space="preserve"> </w:t>
       </w:r>
       <w:r>
         <w:t>LÊ VĂN LONG</w:t>
       </w:r>
       <w:r>
-        <w:t xml:space="preserve"> và không còn là thành viên</w:t>
-      </w:r>
+        <w:t xml:space="preserve"> </w:t>
+      </w:r>
+      <w:proofErr w:type="spellStart"/>
+      <w:r>
+        <w:t>và</w:t>
+      </w:r>
+      <w:proofErr w:type="spellEnd"/>
+      <w:r>
+        <w:t xml:space="preserve"> </w:t>
+      </w:r>
+      <w:proofErr w:type="spellStart"/>
+      <w:r>
+        <w:t>không</w:t>
+      </w:r>
+      <w:proofErr w:type="spellEnd"/>
+      <w:r>
+        <w:t xml:space="preserve"> </w:t>
+      </w:r>
+      <w:proofErr w:type="spellStart"/>
+      <w:r>
+        <w:t>còn</w:t>
+      </w:r>
+      <w:proofErr w:type="spellEnd"/>
+      <w:r>
+        <w:t xml:space="preserve"> </w:t>
+      </w:r>
+      <w:proofErr w:type="spellStart"/>
+      <w:r>
+        <w:t>là</w:t>
+      </w:r>
+      <w:proofErr w:type="spellEnd"/>
+      <w:r>
+        <w:t xml:space="preserve"> </w:t>
+      </w:r>
+      <w:proofErr w:type="spellStart"/>
+      <w:r>
+        <w:t>thành</w:t>
+      </w:r>
+      <w:proofErr w:type="spellEnd"/>
+      <w:r>
+        <w:t xml:space="preserve"> </w:t>
+      </w:r>
+      <w:proofErr w:type="spellStart"/>
+      <w:r>
+        <w:t>viên</w:t>
+      </w:r>
+      <w:proofErr w:type="spellEnd"/>
     </w:p>
     <w:p>
       <w:pPr>
@@ -459,8 +2180,95 @@
           <w:numId w:val="10"/>
         </w:numPr>
       </w:pPr>
-      <w:r>
-        <w:t>Tăng vốn điều lệ lên 35 tỷ(ông Long góp thêm 19 tỷ đồng)</w:t>
+      <w:proofErr w:type="spellStart"/>
+      <w:r>
+        <w:t>Tăng</w:t>
+      </w:r>
+      <w:proofErr w:type="spellEnd"/>
+      <w:r>
+        <w:t xml:space="preserve"> </w:t>
+      </w:r>
+      <w:proofErr w:type="spellStart"/>
+      <w:r>
+        <w:t>vốn</w:t>
+      </w:r>
+      <w:proofErr w:type="spellEnd"/>
+      <w:r>
+        <w:t xml:space="preserve"> </w:t>
+      </w:r>
+      <w:proofErr w:type="spellStart"/>
+      <w:r>
+        <w:t>điều</w:t>
+      </w:r>
+      <w:proofErr w:type="spellEnd"/>
+      <w:r>
+        <w:t xml:space="preserve"> </w:t>
+      </w:r>
+      <w:proofErr w:type="spellStart"/>
+      <w:r>
+        <w:t>lệ</w:t>
+      </w:r>
+      <w:proofErr w:type="spellEnd"/>
+      <w:r>
+        <w:t xml:space="preserve"> </w:t>
+      </w:r>
+      <w:proofErr w:type="spellStart"/>
+      <w:r>
+        <w:t>lên</w:t>
+      </w:r>
+      <w:proofErr w:type="spellEnd"/>
+      <w:r>
+        <w:t xml:space="preserve"> 35 </w:t>
+      </w:r>
+      <w:proofErr w:type="spellStart"/>
+      <w:proofErr w:type="gramStart"/>
+      <w:r>
+        <w:t>tỷ</w:t>
+      </w:r>
+      <w:proofErr w:type="spellEnd"/>
+      <w:r>
+        <w:t>(</w:t>
+      </w:r>
+      <w:proofErr w:type="spellStart"/>
+      <w:proofErr w:type="gramEnd"/>
+      <w:r>
+        <w:t>ông</w:t>
+      </w:r>
+      <w:proofErr w:type="spellEnd"/>
+      <w:r>
+        <w:t xml:space="preserve"> Long </w:t>
+      </w:r>
+      <w:proofErr w:type="spellStart"/>
+      <w:r>
+        <w:t>góp</w:t>
+      </w:r>
+      <w:proofErr w:type="spellEnd"/>
+      <w:r>
+        <w:t xml:space="preserve"> </w:t>
+      </w:r>
+      <w:proofErr w:type="spellStart"/>
+      <w:r>
+        <w:t>thêm</w:t>
+      </w:r>
+      <w:proofErr w:type="spellEnd"/>
+      <w:r>
+        <w:t xml:space="preserve"> 19 </w:t>
+      </w:r>
+      <w:proofErr w:type="spellStart"/>
+      <w:r>
+        <w:t>tỷ</w:t>
+      </w:r>
+      <w:proofErr w:type="spellEnd"/>
+      <w:r>
+        <w:t xml:space="preserve"> </w:t>
+      </w:r>
+      <w:proofErr w:type="spellStart"/>
+      <w:r>
+        <w:t>đồng</w:t>
+      </w:r>
+      <w:proofErr w:type="spellEnd"/>
+      <w:r>
+        <w:t>)</w:t>
       </w:r>
     </w:p>
     <w:p>
@@ -471,8 +2279,83 @@
           <w:numId w:val="10"/>
         </w:numPr>
       </w:pPr>
-      <w:r>
-        <w:t>Ngày văn bản và hợp đồng: ngày 24 tháng 7 năm 2026</w:t>
+      <w:proofErr w:type="spellStart"/>
+      <w:r>
+        <w:t>Ngày</w:t>
+      </w:r>
+      <w:proofErr w:type="spellEnd"/>
+      <w:r>
+        <w:t xml:space="preserve"> </w:t>
+      </w:r>
+      <w:proofErr w:type="spellStart"/>
+      <w:r>
+        <w:t>văn</w:t>
+      </w:r>
+      <w:proofErr w:type="spellEnd"/>
+      <w:r>
+        <w:t xml:space="preserve"> </w:t>
+      </w:r>
+      <w:proofErr w:type="spellStart"/>
+      <w:r>
+        <w:t>bản</w:t>
+      </w:r>
+      <w:proofErr w:type="spellEnd"/>
+      <w:r>
+        <w:t xml:space="preserve"> </w:t>
+      </w:r>
+      <w:proofErr w:type="spellStart"/>
+      <w:r>
+        <w:t>và</w:t>
+      </w:r>
+      <w:proofErr w:type="spellEnd"/>
+      <w:r>
+        <w:t xml:space="preserve"> </w:t>
+      </w:r>
+      <w:proofErr w:type="spellStart"/>
+      <w:r>
+        <w:t>hợp</w:t>
+      </w:r>
+      <w:proofErr w:type="spellEnd"/>
+      <w:r>
+        <w:t xml:space="preserve"> </w:t>
+      </w:r>
+      <w:proofErr w:type="spellStart"/>
+      <w:r>
+        <w:t>đồng</w:t>
+      </w:r>
+      <w:proofErr w:type="spellEnd"/>
+      <w:r>
+        <w:t xml:space="preserve">: </w:t>
+      </w:r>
+      <w:proofErr w:type="spellStart"/>
+      <w:r>
+        <w:t>ngày</w:t>
+      </w:r>
+      <w:proofErr w:type="spellEnd"/>
+      <w:r>
+        <w:t xml:space="preserve"> 2</w:t>
+      </w:r>
+      <w:r>
+        <w:t>5</w:t>
+      </w:r>
+      <w:r>
+        <w:t xml:space="preserve"> </w:t>
+      </w:r>
+      <w:proofErr w:type="spellStart"/>
+      <w:r>
+        <w:t>tháng</w:t>
+      </w:r>
+      <w:proofErr w:type="spellEnd"/>
+      <w:r>
+        <w:t xml:space="preserve"> 7 </w:t>
+      </w:r>
+      <w:proofErr w:type="spellStart"/>
+      <w:r>
+        <w:t>năm</w:t>
+      </w:r>
+      <w:proofErr w:type="spellEnd"/>
+      <w:r>
+        <w:t xml:space="preserve"> 2026</w:t>
       </w:r>
     </w:p>
     <w:sectPr>
@@ -486,7 +2369,7 @@
 </file>
 
 <file path=word/numbering.xml><?xml version="1.0" encoding="utf-8"?>
-<w:numbering xmlns:wpc="http://schemas.microsoft.com/office/word/2010/wordprocessingCanvas" xmlns:cx="http://schemas.microsoft.com/office/drawing/2014/chartex" xmlns:cx1="http://schemas.microsoft.com/office/drawing/2015/9/8/chartex" xmlns:mc="http://schemas.openxmlformats.org/markup-compatibility/2006" xmlns:o="urn:schemas-microsoft-com:office:office" xmlns:r="http://schemas.openxmlformats.org/officeDocument/2006/relationships" xmlns:m="http://schemas.openxmlformats.org/officeDocument/2006/math" xmlns:v="urn:schemas-microsoft-com:vml" xmlns:wp14="http://schemas.microsoft.com/office/word/2010/wordprocessingDrawing" xmlns:wp="http://schemas.openxmlformats.org/drawingml/2006/wordprocessingDrawing" xmlns:w10="urn:schemas-microsoft-com:office:word" xmlns:w="http://schemas.openxmlformats.org/wordprocessingml/2006/main" xmlns:w14="http://schemas.microsoft.com/office/word/2010/wordml" xmlns:w15="http://schemas.microsoft.com/office/word/2012/wordml" xmlns:w16se="http://schemas.microsoft.com/office/word/2015/wordml/symex" xmlns:wpg="http://schemas.microsoft.com/office/word/2010/wordprocessingGroup" xmlns:wpi="http://schemas.microsoft.com/office/word/2010/wordprocessingInk" xmlns:wne="http://schemas.microsoft.com/office/word/2006/wordml" xmlns:wps="http://schemas.microsoft.com/office/word/2010/wordprocessingShape" mc:Ignorable="w14 w15 w16se wp14">
+<w:numbering xmlns:wpc="http://schemas.microsoft.com/office/word/2010/wordprocessingCanvas" xmlns:cx="http://schemas.microsoft.com/office/drawing/2014/chartex" xmlns:cx1="http://schemas.microsoft.com/office/drawing/2015/9/8/chartex" xmlns:cx2="http://schemas.microsoft.com/office/drawing/2015/10/21/chartex" xmlns:cx3="http://schemas.microsoft.com/office/drawing/2016/5/9/chartex" xmlns:cx4="http://schemas.microsoft.com/office/drawing/2016/5/10/chartex" xmlns:cx5="http://schemas.microsoft.com/office/drawing/2016/5/11/chartex" xmlns:cx6="http://schemas.microsoft.com/office/drawing/2016/5/12/chartex" xmlns:cx7="http://schemas.microsoft.com/office/drawing/2016/5/13/chartex" xmlns:cx8="http://schemas.microsoft.com/office/drawing/2016/5/14/chartex" xmlns:mc="http://schemas.openxmlformats.org/markup-compatibility/2006" xmlns:aink="http://schemas.microsoft.com/office/drawing/2016/ink" xmlns:am3d="http://schemas.microsoft.com/office/drawing/2017/model3d" xmlns:o="urn:schemas-microsoft-com:office:office" xmlns:oel="http://schemas.microsoft.com/office/2019/extlst" xmlns:r="http://schemas.openxmlformats.org/officeDocument/2006/relationships" xmlns:m="http://schemas.openxmlformats.org/officeDocument/2006/math" xmlns:v="urn:schemas-microsoft-com:vml" xmlns:wp14="http://schemas.microsoft.com/office/word/2010/wordprocessingDrawing" xmlns:wp="http://schemas.openxmlformats.org/drawingml/2006/wordprocessingDrawing" xmlns:w10="urn:schemas-microsoft-com:office:word" xmlns:w="http://schemas.openxmlformats.org/wordprocessingml/2006/main" xmlns:w14="http://schemas.microsoft.com/office/word/2010/wordml" xmlns:w15="http://schemas.microsoft.com/office/word/2012/wordml" xmlns:w16cex="http://schemas.microsoft.com/office/word/2018/wordml/cex" xmlns:w16cid="http://schemas.microsoft.com/office/word/2016/wordml/cid" xmlns:w16="http://schemas.microsoft.com/office/word/2018/wordml" xmlns:w16du="http://schemas.microsoft.com/office/word/2023/wordml/word16du" xmlns:w16sdtdh="http://schemas.microsoft.com/office/word/2020/wordml/sdtdatahash" xmlns:w16sdtfl="http://schemas.microsoft.com/office/word/2024/wordml/sdtformatlock" xmlns:w16se="http://schemas.microsoft.com/office/word/2015/wordml/symex" xmlns:wpg="http://schemas.microsoft.com/office/word/2010/wordprocessingGroup" xmlns:wpi="http://schemas.microsoft.com/office/word/2010/wordprocessingInk" xmlns:wne="http://schemas.microsoft.com/office/word/2006/wordml" xmlns:wps="http://schemas.microsoft.com/office/word/2010/wordprocessingShape" mc:Ignorable="w14 w15 w16se w16cid w16 w16cex w16sdtdh w16sdtfl w16du wp14">
   <w:abstractNum w:abstractNumId="0" w15:restartNumberingAfterBreak="0">
     <w:nsid w:val="FFFFFF7C"/>
     <w:multiLevelType w:val="singleLevel"/>
@@ -771,41 +2654,41 @@
       </w:rPr>
     </w:lvl>
   </w:abstractNum>
-  <w:num w:numId="1">
+  <w:num w:numId="1" w16cid:durableId="1751006558">
     <w:abstractNumId w:val="8"/>
   </w:num>
-  <w:num w:numId="2">
+  <w:num w:numId="2" w16cid:durableId="891771085">
     <w:abstractNumId w:val="6"/>
   </w:num>
-  <w:num w:numId="3">
+  <w:num w:numId="3" w16cid:durableId="1454472612">
     <w:abstractNumId w:val="5"/>
   </w:num>
-  <w:num w:numId="4">
+  <w:num w:numId="4" w16cid:durableId="807361896">
     <w:abstractNumId w:val="4"/>
   </w:num>
-  <w:num w:numId="5">
+  <w:num w:numId="5" w16cid:durableId="2025209918">
     <w:abstractNumId w:val="7"/>
   </w:num>
-  <w:num w:numId="6">
+  <w:num w:numId="6" w16cid:durableId="680591818">
     <w:abstractNumId w:val="3"/>
   </w:num>
-  <w:num w:numId="7">
+  <w:num w:numId="7" w16cid:durableId="41445718">
     <w:abstractNumId w:val="2"/>
   </w:num>
-  <w:num w:numId="8">
+  <w:num w:numId="8" w16cid:durableId="1321617033">
     <w:abstractNumId w:val="1"/>
   </w:num>
-  <w:num w:numId="9">
+  <w:num w:numId="9" w16cid:durableId="1299456041">
     <w:abstractNumId w:val="0"/>
   </w:num>
-  <w:num w:numId="10">
+  <w:num w:numId="10" w16cid:durableId="543518329">
     <w:abstractNumId w:val="9"/>
   </w:num>
 </w:numbering>
 </file>
 
 <file path=word/styles.xml><?xml version="1.0" encoding="utf-8"?>
-<w:styles xmlns:mc="http://schemas.openxmlformats.org/markup-compatibility/2006" xmlns:r="http://schemas.openxmlformats.org/officeDocument/2006/relationships" xmlns:w="http://schemas.openxmlformats.org/wordprocessingml/2006/main" xmlns:w14="http://schemas.microsoft.com/office/word/2010/wordml" xmlns:w15="http://schemas.microsoft.com/office/word/2012/wordml" xmlns:w16se="http://schemas.microsoft.com/office/word/2015/wordml/symex" mc:Ignorable="w14 w15 w16se">
+<w:styles xmlns:mc="http://schemas.openxmlformats.org/markup-compatibility/2006" xmlns:r="http://schemas.openxmlformats.org/officeDocument/2006/relationships" xmlns:w="http://schemas.openxmlformats.org/wordprocessingml/2006/main" xmlns:w14="http://schemas.microsoft.com/office/word/2010/wordml" xmlns:w15="http://schemas.microsoft.com/office/word/2012/wordml" xmlns:w16cex="http://schemas.microsoft.com/office/word/2018/wordml/cex" xmlns:w16cid="http://schemas.microsoft.com/office/word/2016/wordml/cid" xmlns:w16="http://schemas.microsoft.com/office/word/2018/wordml" xmlns:w16du="http://schemas.microsoft.com/office/word/2023/wordml/word16du" xmlns:w16sdtdh="http://schemas.microsoft.com/office/word/2020/wordml/sdtdatahash" xmlns:w16sdtfl="http://schemas.microsoft.com/office/word/2024/wordml/sdtformatlock" xmlns:w16se="http://schemas.microsoft.com/office/word/2015/wordml/symex" mc:Ignorable="w14 w15 w16se w16cid w16 w16cex w16sdtdh w16sdtfl w16du">
   <w:docDefaults>
     <w:rPrDefault>
       <w:rPr>
@@ -821,7 +2704,7 @@
       </w:pPr>
     </w:pPrDefault>
   </w:docDefaults>
-  <w:latentStyles w:defLockedState="0" w:defUIPriority="99" w:defSemiHidden="0" w:defUnhideWhenUsed="0" w:defQFormat="0" w:count="371">
+  <w:latentStyles w:defLockedState="0" w:defUIPriority="99" w:defSemiHidden="0" w:defUnhideWhenUsed="0" w:defQFormat="0" w:count="376">
     <w:lsdException w:name="Normal" w:uiPriority="0" w:qFormat="1"/>
     <w:lsdException w:name="heading 1" w:uiPriority="9" w:qFormat="1"/>
     <w:lsdException w:name="heading 2" w:semiHidden="1" w:uiPriority="9" w:unhideWhenUsed="1" w:qFormat="1"/>
@@ -1184,6 +3067,11 @@
     <w:lsdException w:name="List Table 5 Dark Accent 6" w:uiPriority="50"/>
     <w:lsdException w:name="List Table 6 Colorful Accent 6" w:uiPriority="51"/>
     <w:lsdException w:name="List Table 7 Colorful Accent 6" w:uiPriority="52"/>
+    <w:lsdException w:name="Mention" w:semiHidden="1" w:unhideWhenUsed="1"/>
+    <w:lsdException w:name="Smart Hyperlink" w:semiHidden="1" w:unhideWhenUsed="1"/>
+    <w:lsdException w:name="Hashtag" w:semiHidden="1" w:unhideWhenUsed="1"/>
+    <w:lsdException w:name="Unresolved Mention" w:semiHidden="1" w:unhideWhenUsed="1"/>
+    <w:lsdException w:name="Smart Link" w:semiHidden="1" w:unhideWhenUsed="1"/>
   </w:latentStyles>
   <w:style w:type="paragraph" w:default="1" w:styleId="Normal">
     <w:name w:val="Normal"/>
@@ -1402,7 +3290,6 @@
   <w:style w:type="character" w:default="1" w:styleId="DefaultParagraphFont">
     <w:name w:val="Default Paragraph Font"/>
     <w:uiPriority w:val="1"/>
-    <w:semiHidden/>
     <w:unhideWhenUsed/>
   </w:style>
   <w:style w:type="table" w:default="1" w:styleId="TableNormal">

--- a/CÔNG TY TNHH PHÁT TRIỂN THƯƠNG MẠI QUỐC TẾ LÊ GIA/Notes.docx
+++ b/CÔNG TY TNHH PHÁT TRIỂN THƯƠNG MẠI QUỐC TẾ LÊ GIA/Notes.docx
@@ -19,80 +19,8 @@
           <w:sz w:val="24"/>
         </w:rPr>
         <w:br/>
+        <w:t>Độc lập - Tự do - Hạnh phúc</w:t>
       </w:r>
-      <w:proofErr w:type="spellStart"/>
-      <w:r>
-        <w:rPr>
-          <w:b/>
-          <w:sz w:val="24"/>
-        </w:rPr>
-        <w:t>Độc</w:t>
-      </w:r>
-      <w:proofErr w:type="spellEnd"/>
-      <w:r>
-        <w:rPr>
-          <w:b/>
-          <w:sz w:val="24"/>
-        </w:rPr>
-        <w:t xml:space="preserve"> </w:t>
-      </w:r>
-      <w:proofErr w:type="spellStart"/>
-      <w:r>
-        <w:rPr>
-          <w:b/>
-          <w:sz w:val="24"/>
-        </w:rPr>
-        <w:t>lập</w:t>
-      </w:r>
-      <w:proofErr w:type="spellEnd"/>
-      <w:r>
-        <w:rPr>
-          <w:b/>
-          <w:sz w:val="24"/>
-        </w:rPr>
-        <w:t xml:space="preserve"> - </w:t>
-      </w:r>
-      <w:proofErr w:type="spellStart"/>
-      <w:r>
-        <w:rPr>
-          <w:b/>
-          <w:sz w:val="24"/>
-        </w:rPr>
-        <w:t>Tự</w:t>
-      </w:r>
-      <w:proofErr w:type="spellEnd"/>
-      <w:r>
-        <w:rPr>
-          <w:b/>
-          <w:sz w:val="24"/>
-        </w:rPr>
-        <w:t xml:space="preserve"> do - </w:t>
-      </w:r>
-      <w:proofErr w:type="spellStart"/>
-      <w:r>
-        <w:rPr>
-          <w:b/>
-          <w:sz w:val="24"/>
-        </w:rPr>
-        <w:t>Hạnh</w:t>
-      </w:r>
-      <w:proofErr w:type="spellEnd"/>
-      <w:r>
-        <w:rPr>
-          <w:b/>
-          <w:sz w:val="24"/>
-        </w:rPr>
-        <w:t xml:space="preserve"> </w:t>
-      </w:r>
-      <w:proofErr w:type="spellStart"/>
-      <w:r>
-        <w:rPr>
-          <w:b/>
-          <w:sz w:val="24"/>
-        </w:rPr>
-        <w:t>phúc</w:t>
-      </w:r>
-      <w:proofErr w:type="spellEnd"/>
       <w:r>
         <w:rPr>
           <w:b/>
@@ -153,481 +81,76 @@
       </w:r>
     </w:p>
     <w:p>
-      <w:proofErr w:type="spellStart"/>
       <w:r>
-        <w:t>Mã</w:t>
-      </w:r>
-      <w:proofErr w:type="spellEnd"/>
-      <w:r>
-        <w:t xml:space="preserve"> </w:t>
-      </w:r>
-      <w:proofErr w:type="spellStart"/>
-      <w:r>
-        <w:t>số</w:t>
-      </w:r>
-      <w:proofErr w:type="spellEnd"/>
-      <w:r>
-        <w:t xml:space="preserve"> </w:t>
-      </w:r>
-      <w:proofErr w:type="spellStart"/>
-      <w:r>
-        <w:t>doanh</w:t>
-      </w:r>
-      <w:proofErr w:type="spellEnd"/>
-      <w:r>
-        <w:t xml:space="preserve"> </w:t>
-      </w:r>
-      <w:proofErr w:type="spellStart"/>
-      <w:r>
-        <w:t>nghiệp</w:t>
-      </w:r>
-      <w:proofErr w:type="spellEnd"/>
-      <w:r>
-        <w:t>: 0314884303</w:t>
+        <w:t>Mã số doanh nghiệp: 0314884303</w:t>
       </w:r>
     </w:p>
     <w:p>
-      <w:proofErr w:type="spellStart"/>
       <w:r>
-        <w:t>Đăng</w:t>
-      </w:r>
-      <w:proofErr w:type="spellEnd"/>
-      <w:r>
-        <w:t xml:space="preserve"> </w:t>
-      </w:r>
-      <w:proofErr w:type="spellStart"/>
-      <w:r>
-        <w:t>ký</w:t>
-      </w:r>
-      <w:proofErr w:type="spellEnd"/>
-      <w:r>
-        <w:t xml:space="preserve"> </w:t>
-      </w:r>
-      <w:proofErr w:type="spellStart"/>
-      <w:r>
-        <w:t>lần</w:t>
-      </w:r>
-      <w:proofErr w:type="spellEnd"/>
-      <w:r>
-        <w:t xml:space="preserve"> </w:t>
-      </w:r>
-      <w:proofErr w:type="spellStart"/>
-      <w:r>
-        <w:t>đầu</w:t>
-      </w:r>
-      <w:proofErr w:type="spellEnd"/>
-      <w:r>
-        <w:t xml:space="preserve">: </w:t>
-      </w:r>
-      <w:proofErr w:type="spellStart"/>
-      <w:r>
-        <w:t>ngày</w:t>
-      </w:r>
-      <w:proofErr w:type="spellEnd"/>
-      <w:r>
-        <w:t xml:space="preserve"> 08 </w:t>
-      </w:r>
-      <w:proofErr w:type="spellStart"/>
-      <w:r>
-        <w:t>tháng</w:t>
-      </w:r>
-      <w:proofErr w:type="spellEnd"/>
-      <w:r>
-        <w:t xml:space="preserve"> 02 </w:t>
-      </w:r>
-      <w:proofErr w:type="spellStart"/>
-      <w:r>
-        <w:t>năm</w:t>
-      </w:r>
-      <w:proofErr w:type="spellEnd"/>
-      <w:r>
-        <w:t xml:space="preserve"> 2018</w:t>
+        <w:t>Đăng ký lần đầu: ngày 08 tháng 02 năm 2018</w:t>
       </w:r>
     </w:p>
     <w:p>
-      <w:proofErr w:type="spellStart"/>
       <w:r>
-        <w:t>Đăng</w:t>
-      </w:r>
-      <w:proofErr w:type="spellEnd"/>
-      <w:r>
-        <w:t xml:space="preserve"> </w:t>
-      </w:r>
-      <w:proofErr w:type="spellStart"/>
-      <w:r>
-        <w:t>ký</w:t>
-      </w:r>
-      <w:proofErr w:type="spellEnd"/>
-      <w:r>
-        <w:t xml:space="preserve"> </w:t>
-      </w:r>
-      <w:proofErr w:type="spellStart"/>
-      <w:r>
-        <w:t>thay</w:t>
-      </w:r>
-      <w:proofErr w:type="spellEnd"/>
-      <w:r>
-        <w:t xml:space="preserve"> </w:t>
-      </w:r>
-      <w:proofErr w:type="spellStart"/>
-      <w:r>
-        <w:t>đổi</w:t>
-      </w:r>
-      <w:proofErr w:type="spellEnd"/>
-      <w:r>
-        <w:t xml:space="preserve"> </w:t>
-      </w:r>
-      <w:proofErr w:type="spellStart"/>
-      <w:r>
-        <w:t>lần</w:t>
-      </w:r>
-      <w:proofErr w:type="spellEnd"/>
-      <w:r>
-        <w:t xml:space="preserve"> </w:t>
-      </w:r>
-      <w:proofErr w:type="spellStart"/>
-      <w:r>
-        <w:t>thứ</w:t>
-      </w:r>
-      <w:proofErr w:type="spellEnd"/>
-      <w:r>
-        <w:t xml:space="preserve">: 5, </w:t>
-      </w:r>
-      <w:proofErr w:type="spellStart"/>
-      <w:r>
-        <w:t>ngày</w:t>
-      </w:r>
-      <w:proofErr w:type="spellEnd"/>
-      <w:r>
-        <w:t xml:space="preserve"> 04 </w:t>
-      </w:r>
-      <w:proofErr w:type="spellStart"/>
-      <w:r>
-        <w:t>tháng</w:t>
-      </w:r>
-      <w:proofErr w:type="spellEnd"/>
-      <w:r>
-        <w:t xml:space="preserve"> 03 </w:t>
-      </w:r>
-      <w:proofErr w:type="spellStart"/>
-      <w:r>
-        <w:t>năm</w:t>
-      </w:r>
-      <w:proofErr w:type="spellEnd"/>
-      <w:r>
-        <w:t xml:space="preserve"> 2026</w:t>
+        <w:t>Đăng ký thay đổi lần thứ: 5, ngày 04 tháng 03 năm 2026</w:t>
       </w:r>
     </w:p>
     <w:p>
       <w:r>
         <w:br/>
-        <w:t xml:space="preserve">1. </w:t>
-      </w:r>
-      <w:proofErr w:type="spellStart"/>
-      <w:r>
-        <w:t>Tên</w:t>
-      </w:r>
-      <w:proofErr w:type="spellEnd"/>
-      <w:r>
-        <w:t xml:space="preserve"> </w:t>
-      </w:r>
-      <w:proofErr w:type="spellStart"/>
-      <w:r>
-        <w:t>công</w:t>
-      </w:r>
-      <w:proofErr w:type="spellEnd"/>
-      <w:r>
-        <w:t xml:space="preserve"> ty</w:t>
+        <w:t>1. Tên công ty</w:t>
       </w:r>
     </w:p>
     <w:p>
-      <w:proofErr w:type="spellStart"/>
       <w:r>
-        <w:t>Tên</w:t>
-      </w:r>
-      <w:proofErr w:type="spellEnd"/>
-      <w:r>
-        <w:t xml:space="preserve"> </w:t>
-      </w:r>
-      <w:proofErr w:type="spellStart"/>
-      <w:r>
-        <w:t>công</w:t>
-      </w:r>
-      <w:proofErr w:type="spellEnd"/>
-      <w:r>
-        <w:t xml:space="preserve"> ty </w:t>
-      </w:r>
-      <w:proofErr w:type="spellStart"/>
-      <w:r>
-        <w:t>viết</w:t>
-      </w:r>
-      <w:proofErr w:type="spellEnd"/>
-      <w:r>
-        <w:t xml:space="preserve"> </w:t>
-      </w:r>
-      <w:proofErr w:type="spellStart"/>
-      <w:r>
-        <w:t>bằng</w:t>
-      </w:r>
-      <w:proofErr w:type="spellEnd"/>
-      <w:r>
-        <w:t xml:space="preserve"> </w:t>
-      </w:r>
-      <w:proofErr w:type="spellStart"/>
-      <w:r>
-        <w:t>tiếng</w:t>
-      </w:r>
-      <w:proofErr w:type="spellEnd"/>
-      <w:r>
-        <w:t xml:space="preserve"> Việt: CÔNG TY TNHH PHÁT TRIỂN THƯƠNG MẠI QUỐC TẾ LÊ GIA</w:t>
+        <w:t>Tên công ty viết bằng tiếng Việt: CÔNG TY TNHH PHÁT TRIỂN THƯƠNG MẠI QUỐC TẾ LÊ GIA</w:t>
       </w:r>
     </w:p>
     <w:p>
-      <w:proofErr w:type="spellStart"/>
       <w:r>
-        <w:t>Tên</w:t>
-      </w:r>
-      <w:proofErr w:type="spellEnd"/>
-      <w:r>
-        <w:t xml:space="preserve"> </w:t>
-      </w:r>
-      <w:proofErr w:type="spellStart"/>
-      <w:r>
-        <w:t>công</w:t>
-      </w:r>
-      <w:proofErr w:type="spellEnd"/>
-      <w:r>
-        <w:t xml:space="preserve"> ty </w:t>
-      </w:r>
-      <w:proofErr w:type="spellStart"/>
-      <w:r>
-        <w:t>viết</w:t>
-      </w:r>
-      <w:proofErr w:type="spellEnd"/>
-      <w:r>
-        <w:t xml:space="preserve"> </w:t>
-      </w:r>
-      <w:proofErr w:type="spellStart"/>
-      <w:r>
-        <w:t>bằng</w:t>
-      </w:r>
-      <w:proofErr w:type="spellEnd"/>
-      <w:r>
-        <w:t xml:space="preserve"> </w:t>
-      </w:r>
-      <w:proofErr w:type="spellStart"/>
-      <w:r>
-        <w:t>tiếng</w:t>
-      </w:r>
-      <w:proofErr w:type="spellEnd"/>
-      <w:r>
-        <w:t xml:space="preserve"> </w:t>
-      </w:r>
-      <w:proofErr w:type="spellStart"/>
-      <w:r>
-        <w:t>nước</w:t>
-      </w:r>
-      <w:proofErr w:type="spellEnd"/>
-      <w:r>
-        <w:t xml:space="preserve"> </w:t>
-      </w:r>
-      <w:proofErr w:type="spellStart"/>
-      <w:r>
-        <w:t>ngoài</w:t>
-      </w:r>
-      <w:proofErr w:type="spellEnd"/>
-      <w:r>
-        <w:t>: LE GIA INTERNATIONAL DEVELOPMENT TRADING COMPANY LIMITED</w:t>
+        <w:t>Tên công ty viết bằng tiếng nước ngoài: LE GIA INTERNATIONAL DEVELOPMENT TRADING COMPANY LIMITED</w:t>
       </w:r>
     </w:p>
     <w:p>
-      <w:proofErr w:type="spellStart"/>
       <w:r>
-        <w:t>Tên</w:t>
+        <w:t>Tên công ty viết tắt: LE GIA TRAD CO.,LTD</w:t>
       </w:r>
-      <w:proofErr w:type="spellEnd"/>
-      <w:r>
-        <w:t xml:space="preserve"> </w:t>
-      </w:r>
-      <w:proofErr w:type="spellStart"/>
-      <w:r>
-        <w:t>công</w:t>
-      </w:r>
-      <w:proofErr w:type="spellEnd"/>
-      <w:r>
-        <w:t xml:space="preserve"> ty </w:t>
-      </w:r>
-      <w:proofErr w:type="spellStart"/>
-      <w:r>
-        <w:t>viết</w:t>
-      </w:r>
-      <w:proofErr w:type="spellEnd"/>
-      <w:r>
-        <w:t xml:space="preserve"> </w:t>
-      </w:r>
-      <w:proofErr w:type="spellStart"/>
-      <w:r>
-        <w:t>tắt</w:t>
-      </w:r>
-      <w:proofErr w:type="spellEnd"/>
-      <w:r>
-        <w:t xml:space="preserve">: LE GIA TRAD </w:t>
-      </w:r>
-      <w:proofErr w:type="gramStart"/>
-      <w:r>
-        <w:t>CO.,LTD</w:t>
-      </w:r>
-      <w:proofErr w:type="gramEnd"/>
     </w:p>
     <w:p>
       <w:r>
         <w:br/>
-        <w:t xml:space="preserve">2. </w:t>
-      </w:r>
-      <w:proofErr w:type="spellStart"/>
-      <w:r>
-        <w:t>Địa</w:t>
-      </w:r>
-      <w:proofErr w:type="spellEnd"/>
-      <w:r>
-        <w:t xml:space="preserve"> </w:t>
-      </w:r>
-      <w:proofErr w:type="spellStart"/>
-      <w:r>
-        <w:t>chỉ</w:t>
-      </w:r>
-      <w:proofErr w:type="spellEnd"/>
-      <w:r>
-        <w:t xml:space="preserve"> </w:t>
-      </w:r>
-      <w:proofErr w:type="spellStart"/>
-      <w:r>
-        <w:t>trụ</w:t>
-      </w:r>
-      <w:proofErr w:type="spellEnd"/>
-      <w:r>
-        <w:t xml:space="preserve"> </w:t>
-      </w:r>
-      <w:proofErr w:type="spellStart"/>
-      <w:r>
-        <w:t>sở</w:t>
-      </w:r>
-      <w:proofErr w:type="spellEnd"/>
-      <w:r>
-        <w:t xml:space="preserve"> </w:t>
-      </w:r>
-      <w:proofErr w:type="spellStart"/>
-      <w:r>
-        <w:t>chính</w:t>
-      </w:r>
-      <w:proofErr w:type="spellEnd"/>
-    </w:p>
-    <w:p>
-      <w:proofErr w:type="spellStart"/>
-      <w:r>
-        <w:t>Địa</w:t>
-      </w:r>
-      <w:proofErr w:type="spellEnd"/>
-      <w:r>
-        <w:t xml:space="preserve"> </w:t>
-      </w:r>
-      <w:proofErr w:type="spellStart"/>
-      <w:r>
-        <w:t>chỉ</w:t>
-      </w:r>
-      <w:proofErr w:type="spellEnd"/>
-      <w:r>
-        <w:t xml:space="preserve">: 810 </w:t>
-      </w:r>
-      <w:proofErr w:type="spellStart"/>
-      <w:r>
-        <w:t>Tỉnh</w:t>
-      </w:r>
-      <w:proofErr w:type="spellEnd"/>
-      <w:r>
-        <w:t xml:space="preserve"> </w:t>
-      </w:r>
-      <w:proofErr w:type="spellStart"/>
-      <w:r>
-        <w:t>lộ</w:t>
-      </w:r>
-      <w:proofErr w:type="spellEnd"/>
-      <w:r>
-        <w:t xml:space="preserve"> 43, </w:t>
-      </w:r>
-      <w:proofErr w:type="spellStart"/>
-      <w:r>
-        <w:t>Phường</w:t>
-      </w:r>
-      <w:proofErr w:type="spellEnd"/>
-      <w:r>
-        <w:t xml:space="preserve"> Tam Bình, Thành </w:t>
-      </w:r>
-      <w:proofErr w:type="spellStart"/>
-      <w:r>
-        <w:t>phố</w:t>
-      </w:r>
-      <w:proofErr w:type="spellEnd"/>
-      <w:r>
-        <w:t xml:space="preserve"> </w:t>
-      </w:r>
-      <w:proofErr w:type="spellStart"/>
-      <w:r>
-        <w:t>Hồ</w:t>
-      </w:r>
-      <w:proofErr w:type="spellEnd"/>
-      <w:r>
-        <w:t xml:space="preserve"> Chí Minh, Việt Nam</w:t>
-      </w:r>
-    </w:p>
-    <w:p>
-      <w:proofErr w:type="spellStart"/>
-      <w:r>
-        <w:t>Điện</w:t>
-      </w:r>
-      <w:proofErr w:type="spellEnd"/>
-      <w:r>
-        <w:t xml:space="preserve"> </w:t>
-      </w:r>
-      <w:proofErr w:type="spellStart"/>
-      <w:r>
-        <w:t>thoại</w:t>
-      </w:r>
-      <w:proofErr w:type="spellEnd"/>
-      <w:r>
-        <w:t>: 0986181266</w:t>
+        <w:t>2. Địa chỉ trụ sở chính</w:t>
       </w:r>
     </w:p>
     <w:p>
       <w:r>
-        <w:t xml:space="preserve">Thư </w:t>
+        <w:t xml:space="preserve">Địa chỉ: </w:t>
       </w:r>
-      <w:proofErr w:type="spellStart"/>
       <w:r>
-        <w:t>điện</w:t>
+        <w:t>Số 810 đường Tỉnh lộ 43, khu phố 2</w:t>
       </w:r>
-      <w:proofErr w:type="spellEnd"/>
       <w:r>
-        <w:t xml:space="preserve"> </w:t>
+        <w:t>, Phường Tam Bình, Thành phố Hồ Chí Minh, Việt Nam</w:t>
       </w:r>
-      <w:proofErr w:type="spellStart"/>
+    </w:p>
+    <w:p>
       <w:r>
-        <w:t>tử</w:t>
+        <w:t>Điện thoại: 0986181266</w:t>
       </w:r>
-      <w:proofErr w:type="spellEnd"/>
+    </w:p>
+    <w:p>
       <w:r>
-        <w:t xml:space="preserve">: </w:t>
+        <w:t xml:space="preserve">Thư điện tử: </w:t>
+      </w:r>
+      <w:r>
+        <w:t>l</w:t>
+      </w:r>
+      <w:r>
+        <w:t>egiafoods18@gmail.com</w:t>
       </w:r>
       <w:r>
         <w:br/>
-      </w:r>
-      <w:proofErr w:type="spellStart"/>
-      <w:r>
-        <w:t>Số</w:t>
-      </w:r>
-      <w:proofErr w:type="spellEnd"/>
-      <w:r>
-        <w:t xml:space="preserve"> Fax: </w:t>
+        <w:t xml:space="preserve">Số Fax: </w:t>
       </w:r>
       <w:r>
         <w:br/>
@@ -637,154 +160,25 @@
     <w:p>
       <w:r>
         <w:br/>
-        <w:t xml:space="preserve">3. </w:t>
-      </w:r>
-      <w:proofErr w:type="spellStart"/>
-      <w:r>
-        <w:t>Vốn</w:t>
-      </w:r>
-      <w:proofErr w:type="spellEnd"/>
-      <w:r>
-        <w:t xml:space="preserve"> </w:t>
-      </w:r>
-      <w:proofErr w:type="spellStart"/>
-      <w:r>
-        <w:t>điều</w:t>
-      </w:r>
-      <w:proofErr w:type="spellEnd"/>
-      <w:r>
-        <w:t xml:space="preserve"> </w:t>
-      </w:r>
-      <w:proofErr w:type="spellStart"/>
-      <w:r>
-        <w:t>lệ</w:t>
-      </w:r>
-      <w:proofErr w:type="spellEnd"/>
-    </w:p>
-    <w:p>
-      <w:proofErr w:type="spellStart"/>
-      <w:r>
-        <w:t>Vốn</w:t>
-      </w:r>
-      <w:proofErr w:type="spellEnd"/>
-      <w:r>
-        <w:t xml:space="preserve"> </w:t>
-      </w:r>
-      <w:proofErr w:type="spellStart"/>
-      <w:r>
-        <w:t>điều</w:t>
-      </w:r>
-      <w:proofErr w:type="spellEnd"/>
-      <w:r>
-        <w:t xml:space="preserve"> </w:t>
-      </w:r>
-      <w:proofErr w:type="spellStart"/>
-      <w:r>
-        <w:t>lệ</w:t>
-      </w:r>
-      <w:proofErr w:type="spellEnd"/>
-      <w:r>
-        <w:t xml:space="preserve">: 16.000.000.000 </w:t>
-      </w:r>
-      <w:proofErr w:type="spellStart"/>
-      <w:r>
-        <w:t>đồng</w:t>
-      </w:r>
-      <w:proofErr w:type="spellEnd"/>
-      <w:r>
-        <w:t>.</w:t>
+        <w:t>3. Vốn điều lệ</w:t>
       </w:r>
     </w:p>
     <w:p>
-      <w:proofErr w:type="spellStart"/>
       <w:r>
-        <w:t>Bằng</w:t>
+        <w:t>Vốn điều lệ: 16.000.000.000 đồng.</w:t>
       </w:r>
-      <w:proofErr w:type="spellEnd"/>
+    </w:p>
+    <w:p>
       <w:r>
-        <w:t xml:space="preserve"> </w:t>
+        <w:t>Bằng chữ: Mười sáu tỷ đồng</w:t>
       </w:r>
-      <w:proofErr w:type="spellStart"/>
-      <w:r>
-        <w:t>chữ</w:t>
-      </w:r>
-      <w:proofErr w:type="spellEnd"/>
-      <w:r>
-        <w:t xml:space="preserve">: </w:t>
-      </w:r>
-      <w:proofErr w:type="spellStart"/>
-      <w:r>
-        <w:t>Mười</w:t>
-      </w:r>
-      <w:proofErr w:type="spellEnd"/>
-      <w:r>
-        <w:t xml:space="preserve"> </w:t>
-      </w:r>
-      <w:proofErr w:type="spellStart"/>
-      <w:r>
-        <w:t>sáu</w:t>
-      </w:r>
-      <w:proofErr w:type="spellEnd"/>
-      <w:r>
-        <w:t xml:space="preserve"> </w:t>
-      </w:r>
-      <w:proofErr w:type="spellStart"/>
-      <w:r>
-        <w:t>tỷ</w:t>
-      </w:r>
-      <w:proofErr w:type="spellEnd"/>
-      <w:r>
-        <w:t xml:space="preserve"> </w:t>
-      </w:r>
-      <w:proofErr w:type="spellStart"/>
-      <w:r>
-        <w:t>đồng</w:t>
-      </w:r>
-      <w:proofErr w:type="spellEnd"/>
     </w:p>
     <w:p>
       <w:r>
         <w:lastRenderedPageBreak/>
         <w:br/>
-        <w:t xml:space="preserve">4. Danh </w:t>
+        <w:t>4. Danh sách thành viên góp vốn</w:t>
       </w:r>
-      <w:proofErr w:type="spellStart"/>
-      <w:r>
-        <w:t>sách</w:t>
-      </w:r>
-      <w:proofErr w:type="spellEnd"/>
-      <w:r>
-        <w:t xml:space="preserve"> </w:t>
-      </w:r>
-      <w:proofErr w:type="spellStart"/>
-      <w:r>
-        <w:t>thành</w:t>
-      </w:r>
-      <w:proofErr w:type="spellEnd"/>
-      <w:r>
-        <w:t xml:space="preserve"> </w:t>
-      </w:r>
-      <w:proofErr w:type="spellStart"/>
-      <w:r>
-        <w:t>viên</w:t>
-      </w:r>
-      <w:proofErr w:type="spellEnd"/>
-      <w:r>
-        <w:t xml:space="preserve"> </w:t>
-      </w:r>
-      <w:proofErr w:type="spellStart"/>
-      <w:r>
-        <w:t>góp</w:t>
-      </w:r>
-      <w:proofErr w:type="spellEnd"/>
-      <w:r>
-        <w:t xml:space="preserve"> </w:t>
-      </w:r>
-      <w:proofErr w:type="spellStart"/>
-      <w:r>
-        <w:t>vốn</w:t>
-      </w:r>
-      <w:proofErr w:type="spellEnd"/>
     </w:p>
     <w:tbl>
       <w:tblPr>
@@ -820,27 +214,9 @@
             <w:tcW w:w="786" w:type="dxa"/>
           </w:tcPr>
           <w:p>
-            <w:proofErr w:type="spellStart"/>
             <w:r>
-              <w:t>Tên</w:t>
+              <w:t>Tên thành viên</w:t>
             </w:r>
-            <w:proofErr w:type="spellEnd"/>
-            <w:r>
-              <w:t xml:space="preserve"> </w:t>
-            </w:r>
-            <w:proofErr w:type="spellStart"/>
-            <w:r>
-              <w:t>thành</w:t>
-            </w:r>
-            <w:proofErr w:type="spellEnd"/>
-            <w:r>
-              <w:t xml:space="preserve"> </w:t>
-            </w:r>
-            <w:proofErr w:type="spellStart"/>
-            <w:r>
-              <w:t>viên</w:t>
-            </w:r>
-            <w:proofErr w:type="spellEnd"/>
           </w:p>
         </w:tc>
         <w:tc>
@@ -848,19 +224,9 @@
             <w:tcW w:w="1297" w:type="dxa"/>
           </w:tcPr>
           <w:p>
-            <w:proofErr w:type="spellStart"/>
             <w:r>
-              <w:t>Ngày</w:t>
+              <w:t>Ngày sinh</w:t>
             </w:r>
-            <w:proofErr w:type="spellEnd"/>
-            <w:r>
-              <w:t xml:space="preserve"> </w:t>
-            </w:r>
-            <w:proofErr w:type="spellStart"/>
-            <w:r>
-              <w:t>sinh</w:t>
-            </w:r>
-            <w:proofErr w:type="spellEnd"/>
           </w:p>
         </w:tc>
         <w:tc>
@@ -868,19 +234,9 @@
             <w:tcW w:w="616" w:type="dxa"/>
           </w:tcPr>
           <w:p>
-            <w:proofErr w:type="spellStart"/>
             <w:r>
-              <w:t>Giới</w:t>
+              <w:t>Giới tính</w:t>
             </w:r>
-            <w:proofErr w:type="spellEnd"/>
-            <w:r>
-              <w:t xml:space="preserve"> </w:t>
-            </w:r>
-            <w:proofErr w:type="spellStart"/>
-            <w:r>
-              <w:t>tính</w:t>
-            </w:r>
-            <w:proofErr w:type="spellEnd"/>
           </w:p>
         </w:tc>
         <w:tc>
@@ -889,13 +245,8 @@
           </w:tcPr>
           <w:p>
             <w:r>
-              <w:t xml:space="preserve">Quốc </w:t>
+              <w:t>Quốc tịch</w:t>
             </w:r>
-            <w:proofErr w:type="spellStart"/>
-            <w:r>
-              <w:t>tịch</w:t>
-            </w:r>
-            <w:proofErr w:type="spellEnd"/>
           </w:p>
         </w:tc>
         <w:tc>
@@ -904,45 +255,8 @@
           </w:tcPr>
           <w:p>
             <w:r>
-              <w:t xml:space="preserve">Thông tin </w:t>
+              <w:t>Thông tin số định danh/căn cước</w:t>
             </w:r>
-            <w:proofErr w:type="spellStart"/>
-            <w:r>
-              <w:t>số</w:t>
-            </w:r>
-            <w:proofErr w:type="spellEnd"/>
-            <w:r>
-              <w:t xml:space="preserve"> </w:t>
-            </w:r>
-            <w:proofErr w:type="spellStart"/>
-            <w:r>
-              <w:t>định</w:t>
-            </w:r>
-            <w:proofErr w:type="spellEnd"/>
-            <w:r>
-              <w:t xml:space="preserve"> </w:t>
-            </w:r>
-            <w:proofErr w:type="spellStart"/>
-            <w:r>
-              <w:t>danh</w:t>
-            </w:r>
-            <w:proofErr w:type="spellEnd"/>
-            <w:r>
-              <w:t>/</w:t>
-            </w:r>
-            <w:proofErr w:type="spellStart"/>
-            <w:r>
-              <w:t>căn</w:t>
-            </w:r>
-            <w:proofErr w:type="spellEnd"/>
-            <w:r>
-              <w:t xml:space="preserve"> </w:t>
-            </w:r>
-            <w:proofErr w:type="spellStart"/>
-            <w:r>
-              <w:t>cước</w:t>
-            </w:r>
-            <w:proofErr w:type="spellEnd"/>
           </w:p>
         </w:tc>
         <w:tc>
@@ -950,35 +264,9 @@
             <w:tcW w:w="1170" w:type="dxa"/>
           </w:tcPr>
           <w:p>
-            <w:proofErr w:type="spellStart"/>
             <w:r>
-              <w:t>Địa</w:t>
+              <w:t>Địa chỉ liên lạc</w:t>
             </w:r>
-            <w:proofErr w:type="spellEnd"/>
-            <w:r>
-              <w:t xml:space="preserve"> </w:t>
-            </w:r>
-            <w:proofErr w:type="spellStart"/>
-            <w:r>
-              <w:t>chỉ</w:t>
-            </w:r>
-            <w:proofErr w:type="spellEnd"/>
-            <w:r>
-              <w:t xml:space="preserve"> </w:t>
-            </w:r>
-            <w:proofErr w:type="spellStart"/>
-            <w:r>
-              <w:t>liên</w:t>
-            </w:r>
-            <w:proofErr w:type="spellEnd"/>
-            <w:r>
-              <w:t xml:space="preserve"> </w:t>
-            </w:r>
-            <w:proofErr w:type="spellStart"/>
-            <w:r>
-              <w:t>lạc</w:t>
-            </w:r>
-            <w:proofErr w:type="spellEnd"/>
           </w:p>
         </w:tc>
         <w:tc>
@@ -986,29 +274,8 @@
             <w:tcW w:w="1350" w:type="dxa"/>
           </w:tcPr>
           <w:p>
-            <w:proofErr w:type="spellStart"/>
             <w:r>
-              <w:t>Phần</w:t>
-            </w:r>
-            <w:proofErr w:type="spellEnd"/>
-            <w:r>
-              <w:t xml:space="preserve"> </w:t>
-            </w:r>
-            <w:proofErr w:type="spellStart"/>
-            <w:r>
-              <w:t>vốn</w:t>
-            </w:r>
-            <w:proofErr w:type="spellEnd"/>
-            <w:r>
-              <w:t xml:space="preserve"> </w:t>
-            </w:r>
-            <w:proofErr w:type="spellStart"/>
-            <w:r>
-              <w:t>góp</w:t>
-            </w:r>
-            <w:proofErr w:type="spellEnd"/>
-            <w:r>
-              <w:t xml:space="preserve"> (VNĐ)</w:t>
+              <w:t>Phần vốn góp (VNĐ)</w:t>
             </w:r>
           </w:p>
         </w:tc>
@@ -1017,21 +284,8 @@
             <w:tcW w:w="810" w:type="dxa"/>
           </w:tcPr>
           <w:p>
-            <w:proofErr w:type="spellStart"/>
             <w:r>
-              <w:t>Tỷ</w:t>
-            </w:r>
-            <w:proofErr w:type="spellEnd"/>
-            <w:r>
-              <w:t xml:space="preserve"> </w:t>
-            </w:r>
-            <w:proofErr w:type="spellStart"/>
-            <w:r>
-              <w:t>lệ</w:t>
-            </w:r>
-            <w:proofErr w:type="spellEnd"/>
-            <w:r>
-              <w:t xml:space="preserve"> (%)</w:t>
+              <w:t>Tỷ lệ (%)</w:t>
             </w:r>
           </w:p>
         </w:tc>
@@ -1092,112 +346,17 @@
             <w:tcW w:w="1762" w:type="dxa"/>
           </w:tcPr>
           <w:p>
-            <w:proofErr w:type="spellStart"/>
             <w:r>
-              <w:t>Số</w:t>
-            </w:r>
-            <w:proofErr w:type="spellEnd"/>
-            <w:r>
-              <w:t xml:space="preserve"> </w:t>
-            </w:r>
-            <w:proofErr w:type="spellStart"/>
-            <w:r>
-              <w:t>định</w:t>
-            </w:r>
-            <w:proofErr w:type="spellEnd"/>
-            <w:r>
-              <w:t xml:space="preserve"> </w:t>
-            </w:r>
-            <w:proofErr w:type="spellStart"/>
-            <w:r>
-              <w:t>danh</w:t>
-            </w:r>
-            <w:proofErr w:type="spellEnd"/>
-            <w:r>
-              <w:t xml:space="preserve"> </w:t>
-            </w:r>
-            <w:proofErr w:type="spellStart"/>
-            <w:r>
-              <w:t>cá</w:t>
-            </w:r>
-            <w:proofErr w:type="spellEnd"/>
-            <w:r>
-              <w:t xml:space="preserve"> </w:t>
-            </w:r>
-            <w:proofErr w:type="spellStart"/>
-            <w:r>
-              <w:t>nhân</w:t>
-            </w:r>
-            <w:proofErr w:type="spellEnd"/>
-            <w:r>
-              <w:t xml:space="preserve">: 038088009310; </w:t>
-            </w:r>
-            <w:proofErr w:type="spellStart"/>
-            <w:r>
-              <w:t>ngày</w:t>
-            </w:r>
-            <w:proofErr w:type="spellEnd"/>
-            <w:r>
-              <w:t xml:space="preserve"> </w:t>
-            </w:r>
-            <w:proofErr w:type="spellStart"/>
-            <w:r>
-              <w:t>cấp</w:t>
-            </w:r>
-            <w:proofErr w:type="spellEnd"/>
-            <w:r>
-              <w:t xml:space="preserve"> </w:t>
-            </w:r>
-            <w:proofErr w:type="spellStart"/>
-            <w:r>
-              <w:t>căn</w:t>
-            </w:r>
-            <w:proofErr w:type="spellEnd"/>
-            <w:r>
-              <w:t xml:space="preserve"> </w:t>
-            </w:r>
-            <w:proofErr w:type="spellStart"/>
-            <w:r>
-              <w:t>cước</w:t>
-            </w:r>
-            <w:proofErr w:type="spellEnd"/>
-            <w:r>
-              <w:t xml:space="preserve">: </w:t>
+              <w:t xml:space="preserve">Số định danh cá nhân: 038088009310; ngày cấp căn cước: </w:t>
             </w:r>
             <w:r>
               <w:t>17/05/2018</w:t>
             </w:r>
           </w:p>
           <w:p>
-            <w:proofErr w:type="spellStart"/>
             <w:r>
-              <w:t>Nơi</w:t>
+              <w:t>Nơi cấp: Bộ Công An</w:t>
             </w:r>
-            <w:proofErr w:type="spellEnd"/>
-            <w:r>
-              <w:t xml:space="preserve"> </w:t>
-            </w:r>
-            <w:proofErr w:type="spellStart"/>
-            <w:r>
-              <w:t>cấp</w:t>
-            </w:r>
-            <w:proofErr w:type="spellEnd"/>
-            <w:r>
-              <w:t xml:space="preserve">: </w:t>
-            </w:r>
-            <w:proofErr w:type="spellStart"/>
-            <w:r>
-              <w:t>Bộ</w:t>
-            </w:r>
-            <w:proofErr w:type="spellEnd"/>
-            <w:r>
-              <w:t xml:space="preserve"> Công </w:t>
-            </w:r>
-            <w:proofErr w:type="gramStart"/>
-            <w:r>
-              <w:t>An</w:t>
-            </w:r>
-            <w:proofErr w:type="gramEnd"/>
           </w:p>
         </w:tc>
         <w:tc>
@@ -1205,45 +364,8 @@
             <w:tcW w:w="1170" w:type="dxa"/>
           </w:tcPr>
           <w:p>
-            <w:proofErr w:type="spellStart"/>
             <w:r>
-              <w:t>Thôn</w:t>
-            </w:r>
-            <w:proofErr w:type="spellEnd"/>
-            <w:r>
-              <w:t xml:space="preserve"> 3, </w:t>
-            </w:r>
-            <w:proofErr w:type="spellStart"/>
-            <w:r>
-              <w:t>Xã</w:t>
-            </w:r>
-            <w:proofErr w:type="spellEnd"/>
-            <w:r>
-              <w:t xml:space="preserve"> </w:t>
-            </w:r>
-            <w:proofErr w:type="spellStart"/>
-            <w:r>
-              <w:t>Thọ</w:t>
-            </w:r>
-            <w:proofErr w:type="spellEnd"/>
-            <w:r>
-              <w:t xml:space="preserve"> Xuân, </w:t>
-            </w:r>
-            <w:proofErr w:type="spellStart"/>
-            <w:r>
-              <w:t>Tỉnh</w:t>
-            </w:r>
-            <w:proofErr w:type="spellEnd"/>
-            <w:r>
-              <w:t xml:space="preserve"> Thanh </w:t>
-            </w:r>
-            <w:proofErr w:type="spellStart"/>
-            <w:r>
-              <w:t>Hóa</w:t>
-            </w:r>
-            <w:proofErr w:type="spellEnd"/>
-            <w:r>
-              <w:t>, Việt Nam</w:t>
+              <w:t>Thôn 3, Xã Thọ Xuân, Tỉnh Thanh Hóa, Việt Nam</w:t>
             </w:r>
           </w:p>
         </w:tc>
@@ -1327,118 +449,23 @@
             <w:tcW w:w="1762" w:type="dxa"/>
           </w:tcPr>
           <w:p>
-            <w:proofErr w:type="spellStart"/>
             <w:r>
-              <w:t>Số</w:t>
-            </w:r>
-            <w:proofErr w:type="spellEnd"/>
-            <w:r>
-              <w:t xml:space="preserve"> </w:t>
-            </w:r>
-            <w:proofErr w:type="spellStart"/>
-            <w:r>
-              <w:t>định</w:t>
-            </w:r>
-            <w:proofErr w:type="spellEnd"/>
-            <w:r>
-              <w:t xml:space="preserve"> </w:t>
-            </w:r>
-            <w:proofErr w:type="spellStart"/>
-            <w:r>
-              <w:t>danh</w:t>
-            </w:r>
-            <w:proofErr w:type="spellEnd"/>
-            <w:r>
-              <w:t xml:space="preserve"> </w:t>
-            </w:r>
-            <w:proofErr w:type="spellStart"/>
-            <w:r>
-              <w:t>cá</w:t>
-            </w:r>
-            <w:proofErr w:type="spellEnd"/>
-            <w:r>
-              <w:t xml:space="preserve"> </w:t>
-            </w:r>
-            <w:proofErr w:type="spellStart"/>
-            <w:r>
-              <w:t>nhân</w:t>
-            </w:r>
-            <w:proofErr w:type="spellEnd"/>
-            <w:r>
-              <w:t xml:space="preserve">: </w:t>
+              <w:t xml:space="preserve">Số định danh cá nhân: </w:t>
             </w:r>
             <w:r>
               <w:t>038092030361</w:t>
             </w:r>
             <w:r>
-              <w:t xml:space="preserve">; </w:t>
-            </w:r>
-            <w:proofErr w:type="spellStart"/>
-            <w:r>
-              <w:t>ngày</w:t>
-            </w:r>
-            <w:proofErr w:type="spellEnd"/>
-            <w:r>
-              <w:t xml:space="preserve"> </w:t>
-            </w:r>
-            <w:proofErr w:type="spellStart"/>
-            <w:r>
-              <w:t>cấp</w:t>
-            </w:r>
-            <w:proofErr w:type="spellEnd"/>
-            <w:r>
-              <w:t xml:space="preserve"> </w:t>
-            </w:r>
-            <w:proofErr w:type="spellStart"/>
-            <w:r>
-              <w:t>căn</w:t>
-            </w:r>
-            <w:proofErr w:type="spellEnd"/>
-            <w:r>
-              <w:t xml:space="preserve"> </w:t>
-            </w:r>
-            <w:proofErr w:type="spellStart"/>
-            <w:r>
-              <w:t>cước</w:t>
-            </w:r>
-            <w:proofErr w:type="spellEnd"/>
-            <w:r>
-              <w:t xml:space="preserve">: </w:t>
+              <w:t xml:space="preserve">; ngày cấp căn cước: </w:t>
             </w:r>
             <w:r>
               <w:t>13/01/2022</w:t>
             </w:r>
           </w:p>
           <w:p>
-            <w:proofErr w:type="spellStart"/>
             <w:r>
-              <w:t>Nơi</w:t>
+              <w:t>Nơi cấp: Bộ Công An</w:t>
             </w:r>
-            <w:proofErr w:type="spellEnd"/>
-            <w:r>
-              <w:t xml:space="preserve"> </w:t>
-            </w:r>
-            <w:proofErr w:type="spellStart"/>
-            <w:r>
-              <w:t>cấp</w:t>
-            </w:r>
-            <w:proofErr w:type="spellEnd"/>
-            <w:r>
-              <w:t xml:space="preserve">: </w:t>
-            </w:r>
-            <w:proofErr w:type="spellStart"/>
-            <w:r>
-              <w:t>Bộ</w:t>
-            </w:r>
-            <w:proofErr w:type="spellEnd"/>
-            <w:r>
-              <w:t xml:space="preserve"> Công </w:t>
-            </w:r>
-            <w:proofErr w:type="gramStart"/>
-            <w:r>
-              <w:t>An</w:t>
-            </w:r>
-            <w:proofErr w:type="gramEnd"/>
           </w:p>
         </w:tc>
         <w:tc>
@@ -1446,45 +473,8 @@
             <w:tcW w:w="1170" w:type="dxa"/>
           </w:tcPr>
           <w:p>
-            <w:proofErr w:type="spellStart"/>
             <w:r>
-              <w:t>Thôn</w:t>
-            </w:r>
-            <w:proofErr w:type="spellEnd"/>
-            <w:r>
-              <w:t xml:space="preserve"> 2, </w:t>
-            </w:r>
-            <w:proofErr w:type="spellStart"/>
-            <w:r>
-              <w:t>Xã</w:t>
-            </w:r>
-            <w:proofErr w:type="spellEnd"/>
-            <w:r>
-              <w:t xml:space="preserve"> </w:t>
-            </w:r>
-            <w:proofErr w:type="spellStart"/>
-            <w:r>
-              <w:t>Thọ</w:t>
-            </w:r>
-            <w:proofErr w:type="spellEnd"/>
-            <w:r>
-              <w:t xml:space="preserve"> Xuân, </w:t>
-            </w:r>
-            <w:proofErr w:type="spellStart"/>
-            <w:r>
-              <w:t>Tỉnh</w:t>
-            </w:r>
-            <w:proofErr w:type="spellEnd"/>
-            <w:r>
-              <w:t xml:space="preserve"> Thanh </w:t>
-            </w:r>
-            <w:proofErr w:type="spellStart"/>
-            <w:r>
-              <w:t>Hóa</w:t>
-            </w:r>
-            <w:proofErr w:type="spellEnd"/>
-            <w:r>
-              <w:t>, Việt Nam</w:t>
+              <w:t>Thôn 2, Xã Thọ Xuân, Tỉnh Thanh Hóa, Việt Nam</w:t>
             </w:r>
           </w:p>
         </w:tc>
@@ -1516,277 +506,37 @@
     <w:p>
       <w:r>
         <w:br/>
-        <w:t xml:space="preserve">5. </w:t>
-      </w:r>
-      <w:proofErr w:type="spellStart"/>
-      <w:r>
-        <w:t>Người</w:t>
-      </w:r>
-      <w:proofErr w:type="spellEnd"/>
-      <w:r>
-        <w:t xml:space="preserve"> </w:t>
-      </w:r>
-      <w:proofErr w:type="spellStart"/>
-      <w:r>
-        <w:t>đại</w:t>
-      </w:r>
-      <w:proofErr w:type="spellEnd"/>
-      <w:r>
-        <w:t xml:space="preserve"> </w:t>
-      </w:r>
-      <w:proofErr w:type="spellStart"/>
-      <w:r>
-        <w:t>diện</w:t>
-      </w:r>
-      <w:proofErr w:type="spellEnd"/>
-      <w:r>
-        <w:t xml:space="preserve"> </w:t>
-      </w:r>
-      <w:proofErr w:type="spellStart"/>
-      <w:r>
-        <w:t>theo</w:t>
-      </w:r>
-      <w:proofErr w:type="spellEnd"/>
-      <w:r>
-        <w:t xml:space="preserve"> </w:t>
-      </w:r>
-      <w:proofErr w:type="spellStart"/>
-      <w:r>
-        <w:t>pháp</w:t>
-      </w:r>
-      <w:proofErr w:type="spellEnd"/>
-      <w:r>
-        <w:t xml:space="preserve"> </w:t>
-      </w:r>
-      <w:proofErr w:type="spellStart"/>
-      <w:r>
-        <w:t>luật</w:t>
-      </w:r>
-      <w:proofErr w:type="spellEnd"/>
-      <w:r>
-        <w:t xml:space="preserve"> </w:t>
-      </w:r>
-      <w:proofErr w:type="spellStart"/>
-      <w:r>
-        <w:t>của</w:t>
-      </w:r>
-      <w:proofErr w:type="spellEnd"/>
-      <w:r>
-        <w:t xml:space="preserve"> </w:t>
-      </w:r>
-      <w:proofErr w:type="spellStart"/>
-      <w:r>
-        <w:t>công</w:t>
-      </w:r>
-      <w:proofErr w:type="spellEnd"/>
-      <w:r>
-        <w:t xml:space="preserve"> ty</w:t>
+        <w:t>5. Người đại diện theo pháp luật của công ty</w:t>
       </w:r>
     </w:p>
     <w:p>
-      <w:proofErr w:type="spellStart"/>
       <w:r>
-        <w:t>Họ</w:t>
-      </w:r>
-      <w:proofErr w:type="spellEnd"/>
-      <w:r>
-        <w:t xml:space="preserve">, </w:t>
-      </w:r>
-      <w:proofErr w:type="spellStart"/>
-      <w:r>
-        <w:t>chữ</w:t>
-      </w:r>
-      <w:proofErr w:type="spellEnd"/>
-      <w:r>
-        <w:t xml:space="preserve"> </w:t>
-      </w:r>
-      <w:proofErr w:type="spellStart"/>
-      <w:r>
-        <w:t>đệm</w:t>
-      </w:r>
-      <w:proofErr w:type="spellEnd"/>
-      <w:r>
-        <w:t xml:space="preserve"> </w:t>
-      </w:r>
-      <w:proofErr w:type="spellStart"/>
-      <w:r>
-        <w:t>và</w:t>
-      </w:r>
-      <w:proofErr w:type="spellEnd"/>
-      <w:r>
-        <w:t xml:space="preserve"> </w:t>
-      </w:r>
-      <w:proofErr w:type="spellStart"/>
-      <w:r>
-        <w:t>tên</w:t>
-      </w:r>
-      <w:proofErr w:type="spellEnd"/>
-      <w:r>
-        <w:t>: LÊ VĂN LONG</w:t>
+        <w:t>Họ, chữ đệm và tên: LÊ VĂN LONG</w:t>
       </w:r>
     </w:p>
     <w:p>
-      <w:proofErr w:type="spellStart"/>
       <w:r>
-        <w:t>Chức</w:t>
+        <w:t>Chức danh: Giám đốc</w:t>
       </w:r>
-      <w:proofErr w:type="spellEnd"/>
-      <w:r>
-        <w:t xml:space="preserve"> </w:t>
-      </w:r>
-      <w:proofErr w:type="spellStart"/>
-      <w:r>
-        <w:t>danh</w:t>
-      </w:r>
-      <w:proofErr w:type="spellEnd"/>
-      <w:r>
-        <w:t xml:space="preserve">: </w:t>
-      </w:r>
-      <w:proofErr w:type="spellStart"/>
-      <w:r>
-        <w:t>Giám</w:t>
-      </w:r>
-      <w:proofErr w:type="spellEnd"/>
-      <w:r>
-        <w:t xml:space="preserve"> </w:t>
-      </w:r>
-      <w:proofErr w:type="spellStart"/>
-      <w:r>
-        <w:t>đốc</w:t>
-      </w:r>
-      <w:proofErr w:type="spellEnd"/>
     </w:p>
     <w:p>
-      <w:proofErr w:type="spellStart"/>
       <w:r>
-        <w:t>Ngày</w:t>
-      </w:r>
-      <w:proofErr w:type="spellEnd"/>
-      <w:r>
-        <w:t xml:space="preserve">, </w:t>
-      </w:r>
-      <w:proofErr w:type="spellStart"/>
-      <w:r>
-        <w:t>tháng</w:t>
-      </w:r>
-      <w:proofErr w:type="spellEnd"/>
-      <w:r>
-        <w:t xml:space="preserve">, </w:t>
-      </w:r>
-      <w:proofErr w:type="spellStart"/>
-      <w:r>
-        <w:t>năm</w:t>
-      </w:r>
-      <w:proofErr w:type="spellEnd"/>
-      <w:r>
-        <w:t xml:space="preserve"> </w:t>
-      </w:r>
-      <w:proofErr w:type="spellStart"/>
-      <w:r>
-        <w:t>sinh</w:t>
-      </w:r>
-      <w:proofErr w:type="spellEnd"/>
-      <w:r>
-        <w:t>: 19/03/1988</w:t>
+        <w:t>Ngày, tháng, năm sinh: 19/03/1988</w:t>
       </w:r>
       <w:r>
         <w:tab/>
-      </w:r>
-      <w:proofErr w:type="spellStart"/>
-      <w:r>
-        <w:t>Giới</w:t>
-      </w:r>
-      <w:proofErr w:type="spellEnd"/>
-      <w:r>
-        <w:t xml:space="preserve"> </w:t>
-      </w:r>
-      <w:proofErr w:type="spellStart"/>
-      <w:r>
-        <w:t>tính</w:t>
-      </w:r>
-      <w:proofErr w:type="spellEnd"/>
-      <w:r>
-        <w:t>: Nam</w:t>
+        <w:t>Giới tính: Nam</w:t>
       </w:r>
     </w:p>
     <w:p>
-      <w:proofErr w:type="spellStart"/>
       <w:r>
-        <w:t>Số</w:t>
-      </w:r>
-      <w:proofErr w:type="spellEnd"/>
-      <w:r>
-        <w:t xml:space="preserve"> </w:t>
-      </w:r>
-      <w:proofErr w:type="spellStart"/>
-      <w:r>
-        <w:t>định</w:t>
-      </w:r>
-      <w:proofErr w:type="spellEnd"/>
-      <w:r>
-        <w:t xml:space="preserve"> </w:t>
-      </w:r>
-      <w:proofErr w:type="spellStart"/>
-      <w:r>
-        <w:t>danh</w:t>
-      </w:r>
-      <w:proofErr w:type="spellEnd"/>
-      <w:r>
-        <w:t xml:space="preserve"> </w:t>
-      </w:r>
-      <w:proofErr w:type="spellStart"/>
-      <w:r>
-        <w:t>cá</w:t>
-      </w:r>
-      <w:proofErr w:type="spellEnd"/>
-      <w:r>
-        <w:t xml:space="preserve"> </w:t>
-      </w:r>
-      <w:proofErr w:type="spellStart"/>
-      <w:r>
-        <w:t>nhân</w:t>
-      </w:r>
-      <w:proofErr w:type="spellEnd"/>
-      <w:r>
-        <w:t>: 038088009310</w:t>
+        <w:t>Số định danh cá nhân: 038088009310</w:t>
       </w:r>
       <w:r>
         <w:t>;</w:t>
       </w:r>
       <w:r>
-        <w:t xml:space="preserve"> </w:t>
-      </w:r>
-      <w:proofErr w:type="spellStart"/>
-      <w:r>
-        <w:t>ngày</w:t>
-      </w:r>
-      <w:proofErr w:type="spellEnd"/>
-      <w:r>
-        <w:t xml:space="preserve"> </w:t>
-      </w:r>
-      <w:proofErr w:type="spellStart"/>
-      <w:r>
-        <w:t>cấp</w:t>
-      </w:r>
-      <w:proofErr w:type="spellEnd"/>
-      <w:r>
-        <w:t xml:space="preserve"> </w:t>
-      </w:r>
-      <w:proofErr w:type="spellStart"/>
-      <w:r>
-        <w:t>căn</w:t>
-      </w:r>
-      <w:proofErr w:type="spellEnd"/>
-      <w:r>
-        <w:t xml:space="preserve"> </w:t>
-      </w:r>
-      <w:proofErr w:type="spellStart"/>
-      <w:r>
-        <w:t>cước</w:t>
-      </w:r>
-      <w:proofErr w:type="spellEnd"/>
-      <w:r>
-        <w:t xml:space="preserve">: </w:t>
+        <w:t xml:space="preserve"> ngày cấp căn cước: </w:t>
       </w:r>
       <w:r>
         <w:t>17/05/2018</w:t>
@@ -1797,115 +547,17 @@
     </w:p>
     <w:p>
       <w:r>
-        <w:t xml:space="preserve">Quốc </w:t>
-      </w:r>
-      <w:proofErr w:type="spellStart"/>
-      <w:r>
-        <w:t>tịch</w:t>
-      </w:r>
-      <w:proofErr w:type="spellEnd"/>
-      <w:r>
-        <w:t>: Việt Nam</w:t>
+        <w:t>Quốc tịch: Việt Nam</w:t>
       </w:r>
     </w:p>
     <w:p>
-      <w:proofErr w:type="spellStart"/>
       <w:r>
-        <w:t>Địa</w:t>
-      </w:r>
-      <w:proofErr w:type="spellEnd"/>
-      <w:r>
-        <w:t xml:space="preserve"> </w:t>
-      </w:r>
-      <w:proofErr w:type="spellStart"/>
-      <w:r>
-        <w:t>chỉ</w:t>
-      </w:r>
-      <w:proofErr w:type="spellEnd"/>
-      <w:r>
-        <w:t xml:space="preserve"> </w:t>
-      </w:r>
-      <w:proofErr w:type="spellStart"/>
-      <w:r>
-        <w:t>liên</w:t>
-      </w:r>
-      <w:proofErr w:type="spellEnd"/>
-      <w:r>
-        <w:t xml:space="preserve"> </w:t>
-      </w:r>
-      <w:proofErr w:type="spellStart"/>
-      <w:r>
-        <w:t>lạc</w:t>
-      </w:r>
-      <w:proofErr w:type="spellEnd"/>
-      <w:r>
-        <w:t xml:space="preserve">: </w:t>
-      </w:r>
-      <w:proofErr w:type="spellStart"/>
-      <w:r>
-        <w:t>Thôn</w:t>
-      </w:r>
-      <w:proofErr w:type="spellEnd"/>
-      <w:r>
-        <w:t xml:space="preserve"> 3, </w:t>
-      </w:r>
-      <w:proofErr w:type="spellStart"/>
-      <w:r>
-        <w:t>Xã</w:t>
-      </w:r>
-      <w:proofErr w:type="spellEnd"/>
-      <w:r>
-        <w:t xml:space="preserve"> </w:t>
-      </w:r>
-      <w:proofErr w:type="spellStart"/>
-      <w:r>
-        <w:t>Thọ</w:t>
-      </w:r>
-      <w:proofErr w:type="spellEnd"/>
-      <w:r>
-        <w:t xml:space="preserve"> Xuân, </w:t>
-      </w:r>
-      <w:proofErr w:type="spellStart"/>
-      <w:r>
-        <w:t>Tỉnh</w:t>
-      </w:r>
-      <w:proofErr w:type="spellEnd"/>
-      <w:r>
-        <w:t xml:space="preserve"> Thanh </w:t>
-      </w:r>
-      <w:proofErr w:type="spellStart"/>
-      <w:r>
-        <w:t>Hóa</w:t>
-      </w:r>
-      <w:proofErr w:type="spellEnd"/>
-      <w:r>
-        <w:t>, Việt Nam</w:t>
+        <w:t>Địa chỉ liên lạc: Thôn 3, Xã Thọ Xuân, Tỉnh Thanh Hóa, Việt Nam</w:t>
       </w:r>
     </w:p>
     <w:p>
-      <w:proofErr w:type="spellStart"/>
       <w:r>
-        <w:t>Nội</w:t>
-      </w:r>
-      <w:proofErr w:type="spellEnd"/>
-      <w:r>
-        <w:t xml:space="preserve"> dung </w:t>
-      </w:r>
-      <w:proofErr w:type="spellStart"/>
-      <w:r>
-        <w:t>thay</w:t>
-      </w:r>
-      <w:proofErr w:type="spellEnd"/>
-      <w:r>
-        <w:t xml:space="preserve"> </w:t>
-      </w:r>
-      <w:proofErr w:type="spellStart"/>
-      <w:r>
-        <w:t>đổi</w:t>
-      </w:r>
-      <w:proofErr w:type="spellEnd"/>
-      <w:r>
-        <w:t>:</w:t>
+        <w:t>Nội dung thay đổi:</w:t>
       </w:r>
     </w:p>
     <w:p>
@@ -1916,359 +568,8 @@
           <w:numId w:val="10"/>
         </w:numPr>
       </w:pPr>
-      <w:proofErr w:type="spellStart"/>
       <w:r>
-        <w:t>Chuyển</w:t>
-      </w:r>
-      <w:proofErr w:type="spellEnd"/>
-      <w:r>
-        <w:t xml:space="preserve"> </w:t>
-      </w:r>
-      <w:proofErr w:type="spellStart"/>
-      <w:r>
-        <w:t>đổi</w:t>
-      </w:r>
-      <w:proofErr w:type="spellEnd"/>
-      <w:r>
-        <w:t xml:space="preserve"> </w:t>
-      </w:r>
-      <w:proofErr w:type="spellStart"/>
-      <w:r>
-        <w:t>loại</w:t>
-      </w:r>
-      <w:proofErr w:type="spellEnd"/>
-      <w:r>
-        <w:t xml:space="preserve"> </w:t>
-      </w:r>
-      <w:proofErr w:type="spellStart"/>
-      <w:r>
-        <w:t>hình</w:t>
-      </w:r>
-      <w:proofErr w:type="spellEnd"/>
-      <w:r>
-        <w:t xml:space="preserve"> </w:t>
-      </w:r>
-      <w:proofErr w:type="spellStart"/>
-      <w:r>
-        <w:t>doanh</w:t>
-      </w:r>
-      <w:proofErr w:type="spellEnd"/>
-      <w:r>
-        <w:t xml:space="preserve"> </w:t>
-      </w:r>
-      <w:proofErr w:type="spellStart"/>
-      <w:r>
-        <w:t>nghiệp</w:t>
-      </w:r>
-      <w:proofErr w:type="spellEnd"/>
-      <w:r>
-        <w:t xml:space="preserve">: </w:t>
-      </w:r>
-      <w:proofErr w:type="spellStart"/>
-      <w:r>
-        <w:t>Từ</w:t>
-      </w:r>
-      <w:proofErr w:type="spellEnd"/>
-      <w:r>
-        <w:t xml:space="preserve"> </w:t>
-      </w:r>
-      <w:proofErr w:type="spellStart"/>
-      <w:r>
-        <w:t>công</w:t>
-      </w:r>
-      <w:proofErr w:type="spellEnd"/>
-      <w:r>
-        <w:t xml:space="preserve"> ty TNHH 2 </w:t>
-      </w:r>
-      <w:proofErr w:type="spellStart"/>
-      <w:r>
-        <w:t>thành</w:t>
-      </w:r>
-      <w:proofErr w:type="spellEnd"/>
-      <w:r>
-        <w:t xml:space="preserve"> </w:t>
-      </w:r>
-      <w:proofErr w:type="spellStart"/>
-      <w:r>
-        <w:t>viên</w:t>
-      </w:r>
-      <w:proofErr w:type="spellEnd"/>
-      <w:r>
-        <w:t xml:space="preserve"> </w:t>
-      </w:r>
-      <w:proofErr w:type="spellStart"/>
-      <w:r>
-        <w:t>trở</w:t>
-      </w:r>
-      <w:proofErr w:type="spellEnd"/>
-      <w:r>
-        <w:t xml:space="preserve"> </w:t>
-      </w:r>
-      <w:proofErr w:type="spellStart"/>
-      <w:r>
-        <w:t>thành</w:t>
-      </w:r>
-      <w:proofErr w:type="spellEnd"/>
-      <w:r>
-        <w:t xml:space="preserve"> </w:t>
-      </w:r>
-      <w:proofErr w:type="spellStart"/>
-      <w:r>
-        <w:t>công</w:t>
-      </w:r>
-      <w:proofErr w:type="spellEnd"/>
-      <w:r>
-        <w:t xml:space="preserve"> ty TNHH 1 </w:t>
-      </w:r>
-      <w:proofErr w:type="spellStart"/>
-      <w:r>
-        <w:t>thành</w:t>
-      </w:r>
-      <w:proofErr w:type="spellEnd"/>
-      <w:r>
-        <w:t xml:space="preserve"> </w:t>
-      </w:r>
-      <w:proofErr w:type="spellStart"/>
-      <w:r>
-        <w:t>viên</w:t>
-      </w:r>
-      <w:proofErr w:type="spellEnd"/>
-    </w:p>
-    <w:p>
-      <w:pPr>
-        <w:pStyle w:val="ListParagraph"/>
-        <w:numPr>
-          <w:ilvl w:val="0"/>
-          <w:numId w:val="10"/>
-        </w:numPr>
-      </w:pPr>
-      <w:proofErr w:type="spellStart"/>
-      <w:r>
-        <w:t>Ông</w:t>
-      </w:r>
-      <w:proofErr w:type="spellEnd"/>
-      <w:r>
-        <w:t xml:space="preserve"> </w:t>
-      </w:r>
-      <w:r>
-        <w:t>LÊ VĂN GIANG</w:t>
-      </w:r>
-      <w:r>
-        <w:t xml:space="preserve"> </w:t>
-      </w:r>
-      <w:proofErr w:type="spellStart"/>
-      <w:r>
-        <w:t>bán</w:t>
-      </w:r>
-      <w:proofErr w:type="spellEnd"/>
-      <w:r>
-        <w:t xml:space="preserve"> </w:t>
-      </w:r>
-      <w:proofErr w:type="spellStart"/>
-      <w:r>
-        <w:t>toàn</w:t>
-      </w:r>
-      <w:proofErr w:type="spellEnd"/>
-      <w:r>
-        <w:t xml:space="preserve"> </w:t>
-      </w:r>
-      <w:proofErr w:type="spellStart"/>
-      <w:r>
-        <w:t>bộ</w:t>
-      </w:r>
-      <w:proofErr w:type="spellEnd"/>
-      <w:r>
-        <w:t xml:space="preserve"> </w:t>
-      </w:r>
-      <w:proofErr w:type="spellStart"/>
-      <w:r>
-        <w:t>phần</w:t>
-      </w:r>
-      <w:proofErr w:type="spellEnd"/>
-      <w:r>
-        <w:t xml:space="preserve"> </w:t>
-      </w:r>
-      <w:proofErr w:type="spellStart"/>
-      <w:r>
-        <w:t>vốn</w:t>
-      </w:r>
-      <w:proofErr w:type="spellEnd"/>
-      <w:r>
-        <w:t xml:space="preserve"> </w:t>
-      </w:r>
-      <w:proofErr w:type="spellStart"/>
-      <w:r>
-        <w:t>góp</w:t>
-      </w:r>
-      <w:proofErr w:type="spellEnd"/>
-      <w:r>
-        <w:t xml:space="preserve"> </w:t>
-      </w:r>
-      <w:proofErr w:type="spellStart"/>
-      <w:r>
-        <w:t>cho</w:t>
-      </w:r>
-      <w:proofErr w:type="spellEnd"/>
-      <w:r>
-        <w:t xml:space="preserve"> </w:t>
-      </w:r>
-      <w:proofErr w:type="spellStart"/>
-      <w:r>
-        <w:t>ông</w:t>
-      </w:r>
-      <w:proofErr w:type="spellEnd"/>
-      <w:r>
-        <w:t xml:space="preserve"> </w:t>
-      </w:r>
-      <w:r>
-        <w:t>LÊ VĂN LONG</w:t>
-      </w:r>
-      <w:r>
-        <w:t xml:space="preserve"> </w:t>
-      </w:r>
-      <w:proofErr w:type="spellStart"/>
-      <w:r>
-        <w:t>và</w:t>
-      </w:r>
-      <w:proofErr w:type="spellEnd"/>
-      <w:r>
-        <w:t xml:space="preserve"> </w:t>
-      </w:r>
-      <w:proofErr w:type="spellStart"/>
-      <w:r>
-        <w:t>không</w:t>
-      </w:r>
-      <w:proofErr w:type="spellEnd"/>
-      <w:r>
-        <w:t xml:space="preserve"> </w:t>
-      </w:r>
-      <w:proofErr w:type="spellStart"/>
-      <w:r>
-        <w:t>còn</w:t>
-      </w:r>
-      <w:proofErr w:type="spellEnd"/>
-      <w:r>
-        <w:t xml:space="preserve"> </w:t>
-      </w:r>
-      <w:proofErr w:type="spellStart"/>
-      <w:r>
-        <w:t>là</w:t>
-      </w:r>
-      <w:proofErr w:type="spellEnd"/>
-      <w:r>
-        <w:t xml:space="preserve"> </w:t>
-      </w:r>
-      <w:proofErr w:type="spellStart"/>
-      <w:r>
-        <w:t>thành</w:t>
-      </w:r>
-      <w:proofErr w:type="spellEnd"/>
-      <w:r>
-        <w:t xml:space="preserve"> </w:t>
-      </w:r>
-      <w:proofErr w:type="spellStart"/>
-      <w:r>
-        <w:t>viên</w:t>
-      </w:r>
-      <w:proofErr w:type="spellEnd"/>
-    </w:p>
-    <w:p>
-      <w:pPr>
-        <w:pStyle w:val="ListParagraph"/>
-        <w:numPr>
-          <w:ilvl w:val="0"/>
-          <w:numId w:val="10"/>
-        </w:numPr>
-      </w:pPr>
-      <w:proofErr w:type="spellStart"/>
-      <w:r>
-        <w:t>Tăng</w:t>
-      </w:r>
-      <w:proofErr w:type="spellEnd"/>
-      <w:r>
-        <w:t xml:space="preserve"> </w:t>
-      </w:r>
-      <w:proofErr w:type="spellStart"/>
-      <w:r>
-        <w:t>vốn</w:t>
-      </w:r>
-      <w:proofErr w:type="spellEnd"/>
-      <w:r>
-        <w:t xml:space="preserve"> </w:t>
-      </w:r>
-      <w:proofErr w:type="spellStart"/>
-      <w:r>
-        <w:t>điều</w:t>
-      </w:r>
-      <w:proofErr w:type="spellEnd"/>
-      <w:r>
-        <w:t xml:space="preserve"> </w:t>
-      </w:r>
-      <w:proofErr w:type="spellStart"/>
-      <w:r>
-        <w:t>lệ</w:t>
-      </w:r>
-      <w:proofErr w:type="spellEnd"/>
-      <w:r>
-        <w:t xml:space="preserve"> </w:t>
-      </w:r>
-      <w:proofErr w:type="spellStart"/>
-      <w:r>
-        <w:t>lên</w:t>
-      </w:r>
-      <w:proofErr w:type="spellEnd"/>
-      <w:r>
-        <w:t xml:space="preserve"> 35 </w:t>
-      </w:r>
-      <w:proofErr w:type="spellStart"/>
-      <w:proofErr w:type="gramStart"/>
-      <w:r>
-        <w:t>tỷ</w:t>
-      </w:r>
-      <w:proofErr w:type="spellEnd"/>
-      <w:r>
-        <w:t>(</w:t>
-      </w:r>
-      <w:proofErr w:type="spellStart"/>
-      <w:proofErr w:type="gramEnd"/>
-      <w:r>
-        <w:t>ông</w:t>
-      </w:r>
-      <w:proofErr w:type="spellEnd"/>
-      <w:r>
-        <w:t xml:space="preserve"> Long </w:t>
-      </w:r>
-      <w:proofErr w:type="spellStart"/>
-      <w:r>
-        <w:t>góp</w:t>
-      </w:r>
-      <w:proofErr w:type="spellEnd"/>
-      <w:r>
-        <w:t xml:space="preserve"> </w:t>
-      </w:r>
-      <w:proofErr w:type="spellStart"/>
-      <w:r>
-        <w:t>thêm</w:t>
-      </w:r>
-      <w:proofErr w:type="spellEnd"/>
-      <w:r>
-        <w:t xml:space="preserve"> 19 </w:t>
-      </w:r>
-      <w:proofErr w:type="spellStart"/>
-      <w:r>
-        <w:t>tỷ</w:t>
-      </w:r>
-      <w:proofErr w:type="spellEnd"/>
-      <w:r>
-        <w:t xml:space="preserve"> </w:t>
-      </w:r>
-      <w:proofErr w:type="spellStart"/>
-      <w:r>
-        <w:t>đồng</w:t>
-      </w:r>
-      <w:proofErr w:type="spellEnd"/>
-      <w:r>
-        <w:t>)</w:t>
+        <w:t>Chuyển đổi loại hình doanh nghiệp: Từ công ty TNHH 2 thành viên trở thành công ty TNHH 1 thành viên</w:t>
       </w:r>
     </w:p>
     <w:p>
@@ -2279,83 +580,50 @@
           <w:numId w:val="10"/>
         </w:numPr>
       </w:pPr>
-      <w:proofErr w:type="spellStart"/>
       <w:r>
-        <w:t>Ngày</w:t>
+        <w:t xml:space="preserve">Ông </w:t>
       </w:r>
-      <w:proofErr w:type="spellEnd"/>
       <w:r>
-        <w:t xml:space="preserve"> </w:t>
+        <w:t>LÊ VĂN GIANG</w:t>
       </w:r>
-      <w:proofErr w:type="spellStart"/>
       <w:r>
-        <w:t>văn</w:t>
+        <w:t xml:space="preserve"> bán toàn bộ phần vốn góp cho ông </w:t>
       </w:r>
-      <w:proofErr w:type="spellEnd"/>
       <w:r>
-        <w:t xml:space="preserve"> </w:t>
+        <w:t>LÊ VĂN LONG</w:t>
       </w:r>
-      <w:proofErr w:type="spellStart"/>
       <w:r>
-        <w:t>bản</w:t>
+        <w:t xml:space="preserve"> và không còn là thành viên</w:t>
       </w:r>
-      <w:proofErr w:type="spellEnd"/>
+    </w:p>
+    <w:p>
+      <w:pPr>
+        <w:pStyle w:val="ListParagraph"/>
+        <w:numPr>
+          <w:ilvl w:val="0"/>
+          <w:numId w:val="10"/>
+        </w:numPr>
+      </w:pPr>
       <w:r>
-        <w:t xml:space="preserve"> </w:t>
+        <w:t>Tăng vốn điều lệ lên 35 tỷ(ông Long góp thêm 19 tỷ đồng)</w:t>
       </w:r>
-      <w:proofErr w:type="spellStart"/>
+    </w:p>
+    <w:p>
+      <w:pPr>
+        <w:pStyle w:val="ListParagraph"/>
+        <w:numPr>
+          <w:ilvl w:val="0"/>
+          <w:numId w:val="10"/>
+        </w:numPr>
+      </w:pPr>
       <w:r>
-        <w:t>và</w:t>
-      </w:r>
-      <w:proofErr w:type="spellEnd"/>
-      <w:r>
-        <w:t xml:space="preserve"> </w:t>
-      </w:r>
-      <w:proofErr w:type="spellStart"/>
-      <w:r>
-        <w:t>hợp</w:t>
-      </w:r>
-      <w:proofErr w:type="spellEnd"/>
-      <w:r>
-        <w:t xml:space="preserve"> </w:t>
-      </w:r>
-      <w:proofErr w:type="spellStart"/>
-      <w:r>
-        <w:t>đồng</w:t>
-      </w:r>
-      <w:proofErr w:type="spellEnd"/>
-      <w:r>
-        <w:t xml:space="preserve">: </w:t>
-      </w:r>
-      <w:proofErr w:type="spellStart"/>
-      <w:r>
-        <w:t>ngày</w:t>
-      </w:r>
-      <w:proofErr w:type="spellEnd"/>
-      <w:r>
-        <w:t xml:space="preserve"> 2</w:t>
+        <w:t>Ngày văn bản và hợp đồng: ngày 2</w:t>
       </w:r>
       <w:r>
         <w:t>5</w:t>
       </w:r>
       <w:r>
-        <w:t xml:space="preserve"> </w:t>
-      </w:r>
-      <w:proofErr w:type="spellStart"/>
-      <w:r>
-        <w:t>tháng</w:t>
-      </w:r>
-      <w:proofErr w:type="spellEnd"/>
-      <w:r>
-        <w:t xml:space="preserve"> 7 </w:t>
-      </w:r>
-      <w:proofErr w:type="spellStart"/>
-      <w:r>
-        <w:t>năm</w:t>
-      </w:r>
-      <w:proofErr w:type="spellEnd"/>
-      <w:r>
-        <w:t xml:space="preserve"> 2026</w:t>
+        <w:t xml:space="preserve"> tháng 7 năm 2026</w:t>
       </w:r>
     </w:p>
     <w:sectPr>
